--- a/data/DOC_TEMPLATE/Legal certificates.docx
+++ b/data/DOC_TEMPLATE/Legal certificates.docx
@@ -5,57 +5,132 @@
     <w:p>
       <w:pPr>
         <w:widowControl w:val="0"/>
-        <w:spacing w:after="240" w:before="240" w:line="240" w:lineRule="auto"/>
-        <w:rPr>
-          <w:rFonts w:ascii="Times New Roman" w:cs="Times New Roman" w:eastAsia="Times New Roman" w:hAnsi="Times New Roman"/>
-        </w:rPr>
-      </w:pPr>
-      <w:r>
+        <w:spacing w:after="60" w:before="0" w:line="312" w:lineRule="auto"/>
+        <w:jc w:val="both"/>
+        <w:rPr>
+          <w:rFonts w:ascii="Times New Roman" w:cs="Times New Roman" w:eastAsia="Times New Roman" w:hAnsi="Times New Roman"/>
+        </w:rPr>
+      </w:pPr>
+      <w:r>
+        <w:rPr>
+          <w:rFonts w:ascii="Times New Roman" w:cs="Times New Roman" w:eastAsia="Times New Roman" w:hAnsi="Times New Roman"/>
+          <w:b w:val="0"/>
+          <w:bCs w:val="1"/>
+          <w:i w:val="0"/>
+          <w:color w:val="000000"/>
+          <w:sz w:val="22"/>
+          <w:u w:val="none"/>
+          <w:rtl w:val="0"/>
+        </w:rPr>
+        <w:t xml:space="preserve">Ref No.: </w:t>
+      </w:r>
+      <w:r>
+        <w:rPr>
+          <w:rFonts w:ascii="Times New Roman" w:cs="Times New Roman" w:eastAsia="Times New Roman" w:hAnsi="Times New Roman"/>
+          <w:b w:val="0"/>
+          <w:i w:val="0"/>
+          <w:color w:val="000000"/>
+          <w:sz w:val="22"/>
+          <w:u w:val="none"/>
+          <w:rtl w:val="0"/>
+        </w:rPr>
+        <w:t xml:space="preserve">{CERTIFICATE REFERENCE NUMBER}</w:t>
+      </w:r>
+    </w:p>
+    <w:p>
+      <w:pPr>
+        <w:widowControl w:val="0"/>
+        <w:spacing w:after="60" w:before="0" w:line="312" w:lineRule="auto"/>
+        <w:ind w:firstLine="360"/>
+        <w:jc w:val="both"/>
+        <w:rPr>
+          <w:rFonts w:ascii="Times New Roman" w:cs="Times New Roman" w:eastAsia="Times New Roman" w:hAnsi="Times New Roman"/>
+        </w:rPr>
+      </w:pPr>
+      <w:r>
+        <w:rPr>
+          <w:rFonts w:ascii="Times New Roman" w:cs="Times New Roman" w:eastAsia="Times New Roman" w:hAnsi="Times New Roman"/>
+          <w:b/>
+          <w:bCs w:val="1"/>
+          <w:i w:val="0"/>
+          <w:color w:val="000000"/>
+          <w:sz w:val="22"/>
+          <w:u w:val="none"/>
+          <w:rtl w:val="0"/>
+        </w:rPr>
+        <w:t xml:space="preserve">Dated:</w:t>
+      </w:r>
+      <w:r>
+        <w:rPr>
+          <w:rFonts w:ascii="Times New Roman" w:cs="Times New Roman" w:eastAsia="Times New Roman" w:hAnsi="Times New Roman"/>
+          <w:b/>
+          <w:i w:val="0"/>
+          <w:color w:val="000000"/>
+          <w:sz w:val="22"/>
+          <w:u w:val="none"/>
+          <w:rtl w:val="0"/>
+        </w:rPr>
+        <w:t xml:space="preserve"> {DATE}</w:t>
+      </w:r>
+    </w:p>
+    <w:p>
+      <w:pPr>
+        <w:widowControl w:val="0"/>
+        <w:spacing w:after="60" w:before="0" w:line="312" w:lineRule="auto"/>
+        <w:ind w:firstLine="360"/>
+        <w:jc w:val="both"/>
         <w:rPr>
           <w:rFonts w:ascii="Times New Roman" w:cs="Times New Roman" w:eastAsia="Times New Roman" w:hAnsi="Times New Roman"/>
           <w:b w:val="1"/>
           <w:bCs w:val="1"/>
-          <w:rtl w:val="0"/>
-        </w:rPr>
-        <w:t xml:space="preserve">Ref No.: </w:t>
-      </w:r>
-      <w:r>
-        <w:rPr>
-          <w:rFonts w:ascii="Times New Roman" w:cs="Times New Roman" w:eastAsia="Times New Roman" w:hAnsi="Times New Roman"/>
-          <w:rtl w:val="0"/>
-        </w:rPr>
-        <w:t xml:space="preserve">{CERTIFICATE REFERENCE NUMBER}</w:t>
-      </w:r>
-    </w:p>
-    <w:p>
-      <w:pPr>
-        <w:widowControl w:val="0"/>
-        <w:spacing w:after="240" w:before="240" w:line="240" w:lineRule="auto"/>
-        <w:rPr>
-          <w:rFonts w:ascii="Times New Roman" w:cs="Times New Roman" w:eastAsia="Times New Roman" w:hAnsi="Times New Roman"/>
-        </w:rPr>
-      </w:pPr>
-      <w:r>
+        </w:rPr>
+      </w:pPr>
+      <w:r>
+        <w:rPr>
+          <w:rFonts w:ascii="Times New Roman" w:cs="Times New Roman" w:eastAsia="Times New Roman" w:hAnsi="Times New Roman"/>
+          <w:b w:val="0"/>
+          <w:bCs w:val="1"/>
+          <w:i w:val="0"/>
+          <w:color w:val="000000"/>
+          <w:sz w:val="22"/>
+          <w:u w:val="none"/>
+          <w:rtl w:val="0"/>
+        </w:rPr>
+        <w:t xml:space="preserve">TO WHOM IT MAY CONCERN</w:t>
+      </w:r>
+    </w:p>
+    <w:p>
+      <w:pPr>
+        <w:widowControl w:val="0"/>
+        <w:spacing w:after="60" w:before="0" w:line="312" w:lineRule="auto"/>
+        <w:ind w:firstLine="360"/>
+        <w:jc w:val="both"/>
         <w:rPr>
           <w:rFonts w:ascii="Times New Roman" w:cs="Times New Roman" w:eastAsia="Times New Roman" w:hAnsi="Times New Roman"/>
           <w:b w:val="1"/>
           <w:bCs w:val="1"/>
-          <w:rtl w:val="0"/>
-        </w:rPr>
-        <w:t xml:space="preserve">Dated:</w:t>
-      </w:r>
-      <w:r>
-        <w:rPr>
-          <w:rFonts w:ascii="Times New Roman" w:cs="Times New Roman" w:eastAsia="Times New Roman" w:hAnsi="Times New Roman"/>
-          <w:rtl w:val="0"/>
-        </w:rPr>
-        <w:t xml:space="preserve"> {DATE}</w:t>
-      </w:r>
-    </w:p>
-    <w:p>
-      <w:pPr>
-        <w:widowControl w:val="0"/>
-        <w:spacing w:after="240" w:before="240" w:line="240" w:lineRule="auto"/>
+        </w:rPr>
+      </w:pPr>
+      <w:r>
+        <w:rPr>
+          <w:rFonts w:ascii="Times New Roman" w:cs="Times New Roman" w:eastAsia="Times New Roman" w:hAnsi="Times New Roman"/>
+          <w:b w:val="0"/>
+          <w:bCs w:val="1"/>
+          <w:i w:val="0"/>
+          <w:color w:val="000000"/>
+          <w:sz w:val="22"/>
+          <w:u w:val="none"/>
+          <w:rtl w:val="0"/>
+        </w:rPr>
+        <w:t xml:space="preserve">This is to certify that:</w:t>
+      </w:r>
+    </w:p>
+    <w:p>
+      <w:pPr>
+        <w:widowControl w:val="0"/>
+        <w:spacing w:after="60" w:before="0" w:line="312" w:lineRule="auto"/>
+        <w:ind w:firstLine="360"/>
+        <w:jc w:val="both"/>
         <w:rPr>
           <w:rFonts w:ascii="Times New Roman" w:cs="Times New Roman" w:eastAsia="Times New Roman" w:hAnsi="Times New Roman"/>
           <w:b w:val="1"/>
@@ -65,17 +140,265 @@
       <w:r>
         <w:rPr>
           <w:rFonts w:ascii="Times New Roman" w:cs="Times New Roman" w:eastAsia="Times New Roman" w:hAnsi="Times New Roman"/>
+          <w:b w:val="0"/>
+          <w:bCs w:val="1"/>
+          <w:i w:val="0"/>
+          <w:color w:val="000000"/>
+          <w:sz w:val="22"/>
+          <w:u w:val="none"/>
+          <w:rtl w:val="0"/>
+        </w:rPr>
+        <w:t xml:space="preserve">Party/Case Details:</w:t>
+      </w:r>
+    </w:p>
+    <w:p>
+      <w:pPr>
+        <w:widowControl w:val="0"/>
+        <w:spacing w:after="60" w:before="0" w:line="312" w:lineRule="auto"/>
+        <w:ind w:firstLine="360"/>
+        <w:jc w:val="both"/>
+        <w:rPr>
+          <w:rFonts w:ascii="Times New Roman" w:cs="Times New Roman" w:eastAsia="Times New Roman" w:hAnsi="Times New Roman"/>
+        </w:rPr>
+      </w:pPr>
+      <w:r>
+        <w:rPr>
+          <w:rFonts w:ascii="Times New Roman" w:cs="Times New Roman" w:eastAsia="Times New Roman" w:hAnsi="Times New Roman"/>
+          <w:b w:val="0"/>
+          <w:bCs w:val="1"/>
+          <w:i w:val="0"/>
+          <w:color w:val="000000"/>
+          <w:sz w:val="22"/>
+          <w:u w:val="none"/>
+          <w:rtl w:val="0"/>
+        </w:rPr>
+        <w:t xml:space="preserve">Name(s) of Party/Parties: </w:t>
+      </w:r>
+      <w:r>
+        <w:rPr>
+          <w:rFonts w:ascii="Times New Roman" w:cs="Times New Roman" w:eastAsia="Times New Roman" w:hAnsi="Times New Roman"/>
+          <w:b w:val="0"/>
+          <w:i w:val="0"/>
+          <w:color w:val="000000"/>
+          <w:sz w:val="22"/>
+          <w:u w:val="none"/>
+          <w:rtl w:val="0"/>
+        </w:rPr>
+        <w:t xml:space="preserve">{NAME(S) OF PERSON(S)/PARTY}</w:t>
+      </w:r>
+    </w:p>
+    <w:p>
+      <w:pPr>
+        <w:widowControl w:val="0"/>
+        <w:spacing w:after="60" w:before="0" w:line="312" w:lineRule="auto"/>
+        <w:ind w:firstLine="360"/>
+        <w:jc w:val="both"/>
+        <w:rPr>
+          <w:rFonts w:ascii="Times New Roman" w:cs="Times New Roman" w:eastAsia="Times New Roman" w:hAnsi="Times New Roman"/>
+        </w:rPr>
+      </w:pPr>
+      <w:r>
+        <w:rPr>
+          <w:rFonts w:ascii="Times New Roman" w:cs="Times New Roman" w:eastAsia="Times New Roman" w:hAnsi="Times New Roman"/>
+          <w:b w:val="0"/>
+          <w:bCs w:val="1"/>
+          <w:i w:val="0"/>
+          <w:color w:val="000000"/>
+          <w:sz w:val="22"/>
+          <w:u w:val="none"/>
+          <w:rtl w:val="0"/>
+        </w:rPr>
+        <w:t xml:space="preserve">Case Title</w:t>
+      </w:r>
+      <w:r>
+        <w:rPr>
+          <w:rFonts w:ascii="Times New Roman" w:cs="Times New Roman" w:eastAsia="Times New Roman" w:hAnsi="Times New Roman"/>
+          <w:b w:val="0"/>
+          <w:i w:val="0"/>
+          <w:color w:val="000000"/>
+          <w:sz w:val="22"/>
+          <w:u w:val="none"/>
+          <w:rtl w:val="0"/>
+        </w:rPr>
+        <w:t xml:space="preserve">: {CASE TITLE, e.g., {Party Name} versus {Opposite Party Name}}</w:t>
+      </w:r>
+    </w:p>
+    <w:p>
+      <w:pPr>
+        <w:widowControl w:val="0"/>
+        <w:spacing w:after="60" w:before="0" w:line="312" w:lineRule="auto"/>
+        <w:ind w:firstLine="360"/>
+        <w:jc w:val="both"/>
+        <w:rPr>
+          <w:rFonts w:ascii="Times New Roman" w:cs="Times New Roman" w:eastAsia="Times New Roman" w:hAnsi="Times New Roman"/>
+        </w:rPr>
+      </w:pPr>
+      <w:r>
+        <w:rPr>
+          <w:rFonts w:ascii="Times New Roman" w:cs="Times New Roman" w:eastAsia="Times New Roman" w:hAnsi="Times New Roman"/>
+          <w:b w:val="0"/>
+          <w:bCs w:val="1"/>
+          <w:i w:val="0"/>
+          <w:color w:val="000000"/>
+          <w:sz w:val="22"/>
+          <w:u w:val="none"/>
+          <w:rtl w:val="0"/>
+        </w:rPr>
+        <w:t xml:space="preserve">Case Number:</w:t>
+      </w:r>
+      <w:r>
+        <w:rPr>
+          <w:rFonts w:ascii="Times New Roman" w:cs="Times New Roman" w:eastAsia="Times New Roman" w:hAnsi="Times New Roman"/>
+          <w:b w:val="0"/>
+          <w:i w:val="0"/>
+          <w:color w:val="000000"/>
+          <w:sz w:val="22"/>
+          <w:u w:val="none"/>
+          <w:rtl w:val="0"/>
+        </w:rPr>
+        <w:t xml:space="preserve"> {CASE NUMBER} of {YEAR}</w:t>
+      </w:r>
+    </w:p>
+    <w:p>
+      <w:pPr>
+        <w:widowControl w:val="0"/>
+        <w:spacing w:after="60" w:before="0" w:line="312" w:lineRule="auto"/>
+        <w:jc w:val="center"/>
+        <w:rPr>
+          <w:rFonts w:ascii="Times New Roman" w:cs="Times New Roman" w:eastAsia="Times New Roman" w:hAnsi="Times New Roman"/>
+        </w:rPr>
+      </w:pPr>
+      <w:r>
+        <w:rPr>
+          <w:rFonts w:ascii="Times New Roman" w:cs="Times New Roman" w:eastAsia="Times New Roman" w:hAnsi="Times New Roman"/>
+          <w:b/>
+          <w:bCs w:val="1"/>
+          <w:i w:val="0"/>
+          <w:color w:val="000000"/>
+          <w:sz w:val="22"/>
+          <w:u w:val="none"/>
+          <w:rtl w:val="0"/>
+        </w:rPr>
+        <w:t xml:space="preserve">Court</w:t>
+      </w:r>
+      <w:r>
+        <w:rPr>
+          <w:rFonts w:ascii="Times New Roman" w:cs="Times New Roman" w:eastAsia="Times New Roman" w:hAnsi="Times New Roman"/>
+          <w:b/>
+          <w:i w:val="0"/>
+          <w:color w:val="000000"/>
+          <w:sz w:val="22"/>
+          <w:u w:val="none"/>
+          <w:rtl w:val="0"/>
+        </w:rPr>
+        <w:t xml:space="preserve">: In the Court of {NAME AND DESIGNATION OF JUDGE}, {LOCATION}</w:t>
+      </w:r>
+    </w:p>
+    <w:p>
+      <w:pPr>
+        <w:widowControl w:val="0"/>
+        <w:spacing w:after="60" w:before="0" w:line="312" w:lineRule="auto"/>
+        <w:ind w:firstLine="360"/>
+        <w:jc w:val="both"/>
+        <w:rPr>
+          <w:rFonts w:ascii="Times New Roman" w:cs="Times New Roman" w:eastAsia="Times New Roman" w:hAnsi="Times New Roman"/>
+        </w:rPr>
+      </w:pPr>
+      <w:r>
+        <w:rPr>
+          <w:rFonts w:ascii="Times New Roman" w:cs="Times New Roman" w:eastAsia="Times New Roman" w:hAnsi="Times New Roman"/>
+          <w:b w:val="0"/>
+          <w:bCs w:val="1"/>
+          <w:i w:val="0"/>
+          <w:color w:val="000000"/>
+          <w:sz w:val="22"/>
+          <w:u w:val="none"/>
+          <w:rtl w:val="0"/>
+        </w:rPr>
+        <w:t xml:space="preserve">Police Station: </w:t>
+      </w:r>
+      <w:r>
+        <w:rPr>
+          <w:rFonts w:ascii="Times New Roman" w:cs="Times New Roman" w:eastAsia="Times New Roman" w:hAnsi="Times New Roman"/>
+          <w:b w:val="0"/>
+          <w:i w:val="0"/>
+          <w:color w:val="000000"/>
+          <w:sz w:val="22"/>
+          <w:u w:val="none"/>
+          <w:rtl w:val="0"/>
+        </w:rPr>
+        <w:t xml:space="preserve">{NAME OF POLICE STATION, IF APPLICABLE}</w:t>
+      </w:r>
+    </w:p>
+    <w:p>
+      <w:pPr>
+        <w:widowControl w:val="0"/>
+        <w:spacing w:after="60" w:before="0" w:line="312" w:lineRule="auto"/>
+        <w:ind w:firstLine="360"/>
+        <w:jc w:val="both"/>
+        <w:rPr>
+          <w:rFonts w:ascii="Times New Roman" w:cs="Times New Roman" w:eastAsia="Times New Roman" w:hAnsi="Times New Roman"/>
           <w:b w:val="1"/>
           <w:bCs w:val="1"/>
-          <w:rtl w:val="0"/>
-        </w:rPr>
-        <w:t xml:space="preserve">TO WHOM IT MAY CONCERN</w:t>
-      </w:r>
-    </w:p>
-    <w:p>
-      <w:pPr>
-        <w:widowControl w:val="0"/>
-        <w:spacing w:after="240" w:before="240" w:line="240" w:lineRule="auto"/>
+        </w:rPr>
+      </w:pPr>
+      <w:r>
+        <w:rPr>
+          <w:rFonts w:ascii="Times New Roman" w:cs="Times New Roman" w:eastAsia="Times New Roman" w:hAnsi="Times New Roman"/>
+          <w:b w:val="0"/>
+          <w:i w:val="0"/>
+          <w:color w:val="000000"/>
+          <w:sz w:val="22"/>
+          <w:u w:val="none"/>
+          <w:rtl w:val="0"/>
+        </w:rPr>
+        <w:t xml:space="preserve">Offence/Sections: Under Section(s) </w:t>
+      </w:r>
+      <w:r>
+        <w:rPr>
+          <w:rFonts w:ascii="Times New Roman" w:cs="Times New Roman" w:eastAsia="Times New Roman" w:hAnsi="Times New Roman"/>
+          <w:b w:val="0"/>
+          <w:bCs w:val="1"/>
+          <w:i w:val="0"/>
+          <w:color w:val="000000"/>
+          <w:sz w:val="22"/>
+          <w:u w:val="none"/>
+          <w:rtl w:val="0"/>
+        </w:rPr>
+        <w:t xml:space="preserve">{RELEVANT SECTIONS}</w:t>
+      </w:r>
+      <w:r>
+        <w:rPr>
+          <w:rFonts w:ascii="Times New Roman" w:cs="Times New Roman" w:eastAsia="Times New Roman" w:hAnsi="Times New Roman"/>
+          <w:b w:val="0"/>
+          <w:i w:val="0"/>
+          <w:color w:val="000000"/>
+          <w:sz w:val="22"/>
+          <w:u w:val="none"/>
+          <w:rtl w:val="0"/>
+        </w:rPr>
+        <w:t xml:space="preserve"> of the Pakistan Penal Code, 1860 / </w:t>
+      </w:r>
+      <w:r>
+        <w:rPr>
+          <w:rFonts w:ascii="Times New Roman" w:cs="Times New Roman" w:eastAsia="Times New Roman" w:hAnsi="Times New Roman"/>
+          <w:b w:val="0"/>
+          <w:bCs w:val="1"/>
+          <w:i w:val="0"/>
+          <w:color w:val="000000"/>
+          <w:sz w:val="22"/>
+          <w:u w:val="none"/>
+          <w:rtl w:val="0"/>
+        </w:rPr>
+        <w:t xml:space="preserve">{RELEVANT ACT}</w:t>
+      </w:r>
+    </w:p>
+    <w:p>
+      <w:pPr>
+        <w:widowControl w:val="0"/>
+        <w:spacing w:after="60" w:before="0" w:line="312" w:lineRule="auto"/>
+        <w:ind w:firstLine="360"/>
+        <w:jc w:val="both"/>
         <w:rPr>
           <w:rFonts w:ascii="Times New Roman" w:cs="Times New Roman" w:eastAsia="Times New Roman" w:hAnsi="Times New Roman"/>
           <w:b w:val="1"/>
@@ -85,216 +408,12 @@
       <w:r>
         <w:rPr>
           <w:rFonts w:ascii="Times New Roman" w:cs="Times New Roman" w:eastAsia="Times New Roman" w:hAnsi="Times New Roman"/>
-          <w:b w:val="1"/>
-          <w:bCs w:val="1"/>
-          <w:rtl w:val="0"/>
-        </w:rPr>
-        <w:t xml:space="preserve">This is to certify that:</w:t>
-      </w:r>
-    </w:p>
-    <w:p>
-      <w:pPr>
-        <w:widowControl w:val="0"/>
-        <w:spacing w:after="240" w:before="240" w:line="240" w:lineRule="auto"/>
-        <w:rPr>
-          <w:rFonts w:ascii="Times New Roman" w:cs="Times New Roman" w:eastAsia="Times New Roman" w:hAnsi="Times New Roman"/>
-          <w:b w:val="1"/>
-          <w:bCs w:val="1"/>
-        </w:rPr>
-      </w:pPr>
-      <w:r>
-        <w:rPr>
-          <w:rFonts w:ascii="Times New Roman" w:cs="Times New Roman" w:eastAsia="Times New Roman" w:hAnsi="Times New Roman"/>
-          <w:b w:val="1"/>
-          <w:bCs w:val="1"/>
-          <w:rtl w:val="0"/>
-        </w:rPr>
-        <w:t xml:space="preserve">Party/Case Details:</w:t>
-      </w:r>
-    </w:p>
-    <w:p>
-      <w:pPr>
-        <w:widowControl w:val="0"/>
-        <w:spacing w:after="240" w:before="240" w:line="240" w:lineRule="auto"/>
-        <w:rPr>
-          <w:rFonts w:ascii="Times New Roman" w:cs="Times New Roman" w:eastAsia="Times New Roman" w:hAnsi="Times New Roman"/>
-        </w:rPr>
-      </w:pPr>
-      <w:r>
-        <w:rPr>
-          <w:rFonts w:ascii="Times New Roman" w:cs="Times New Roman" w:eastAsia="Times New Roman" w:hAnsi="Times New Roman"/>
-          <w:b w:val="1"/>
-          <w:bCs w:val="1"/>
-          <w:rtl w:val="0"/>
-        </w:rPr>
-        <w:t xml:space="preserve">Name(s) of Party/Parties: </w:t>
-      </w:r>
-      <w:r>
-        <w:rPr>
-          <w:rFonts w:ascii="Times New Roman" w:cs="Times New Roman" w:eastAsia="Times New Roman" w:hAnsi="Times New Roman"/>
-          <w:rtl w:val="0"/>
-        </w:rPr>
-        <w:t xml:space="preserve">{NAME(S) OF PERSON(S)/PARTY}</w:t>
-      </w:r>
-    </w:p>
-    <w:p>
-      <w:pPr>
-        <w:widowControl w:val="0"/>
-        <w:spacing w:after="240" w:before="240" w:line="240" w:lineRule="auto"/>
-        <w:rPr>
-          <w:rFonts w:ascii="Times New Roman" w:cs="Times New Roman" w:eastAsia="Times New Roman" w:hAnsi="Times New Roman"/>
-        </w:rPr>
-      </w:pPr>
-      <w:r>
-        <w:rPr>
-          <w:rFonts w:ascii="Times New Roman" w:cs="Times New Roman" w:eastAsia="Times New Roman" w:hAnsi="Times New Roman"/>
-          <w:b w:val="1"/>
-          <w:bCs w:val="1"/>
-          <w:rtl w:val="0"/>
-        </w:rPr>
-        <w:t xml:space="preserve">Case Title</w:t>
-      </w:r>
-      <w:r>
-        <w:rPr>
-          <w:rFonts w:ascii="Times New Roman" w:cs="Times New Roman" w:eastAsia="Times New Roman" w:hAnsi="Times New Roman"/>
-          <w:rtl w:val="0"/>
-        </w:rPr>
-        <w:t xml:space="preserve">: {CASE TITLE, e.g., {Party Name} versus {Opposite Party Name}}</w:t>
-      </w:r>
-    </w:p>
-    <w:p>
-      <w:pPr>
-        <w:widowControl w:val="0"/>
-        <w:spacing w:after="240" w:before="240" w:line="240" w:lineRule="auto"/>
-        <w:rPr>
-          <w:rFonts w:ascii="Times New Roman" w:cs="Times New Roman" w:eastAsia="Times New Roman" w:hAnsi="Times New Roman"/>
-        </w:rPr>
-      </w:pPr>
-      <w:r>
-        <w:rPr>
-          <w:rFonts w:ascii="Times New Roman" w:cs="Times New Roman" w:eastAsia="Times New Roman" w:hAnsi="Times New Roman"/>
-          <w:b w:val="1"/>
-          <w:bCs w:val="1"/>
-          <w:rtl w:val="0"/>
-        </w:rPr>
-        <w:t xml:space="preserve">Case Number:</w:t>
-      </w:r>
-      <w:r>
-        <w:rPr>
-          <w:rFonts w:ascii="Times New Roman" w:cs="Times New Roman" w:eastAsia="Times New Roman" w:hAnsi="Times New Roman"/>
-          <w:rtl w:val="0"/>
-        </w:rPr>
-        <w:t xml:space="preserve"> {CASE NUMBER} of {YEAR}</w:t>
-      </w:r>
-    </w:p>
-    <w:p>
-      <w:pPr>
-        <w:widowControl w:val="0"/>
-        <w:spacing w:after="240" w:before="240" w:line="240" w:lineRule="auto"/>
-        <w:rPr>
-          <w:rFonts w:ascii="Times New Roman" w:cs="Times New Roman" w:eastAsia="Times New Roman" w:hAnsi="Times New Roman"/>
-        </w:rPr>
-      </w:pPr>
-      <w:r>
-        <w:rPr>
-          <w:rFonts w:ascii="Times New Roman" w:cs="Times New Roman" w:eastAsia="Times New Roman" w:hAnsi="Times New Roman"/>
-          <w:b w:val="1"/>
-          <w:bCs w:val="1"/>
-          <w:rtl w:val="0"/>
-        </w:rPr>
-        <w:t xml:space="preserve">Court</w:t>
-      </w:r>
-      <w:r>
-        <w:rPr>
-          <w:rFonts w:ascii="Times New Roman" w:cs="Times New Roman" w:eastAsia="Times New Roman" w:hAnsi="Times New Roman"/>
-          <w:rtl w:val="0"/>
-        </w:rPr>
-        <w:t xml:space="preserve">: In the Court of {NAME AND DESIGNATION OF JUDGE}, {LOCATION}</w:t>
-      </w:r>
-    </w:p>
-    <w:p>
-      <w:pPr>
-        <w:widowControl w:val="0"/>
-        <w:spacing w:after="240" w:before="240" w:line="240" w:lineRule="auto"/>
-        <w:rPr>
-          <w:rFonts w:ascii="Times New Roman" w:cs="Times New Roman" w:eastAsia="Times New Roman" w:hAnsi="Times New Roman"/>
-        </w:rPr>
-      </w:pPr>
-      <w:r>
-        <w:rPr>
-          <w:rFonts w:ascii="Times New Roman" w:cs="Times New Roman" w:eastAsia="Times New Roman" w:hAnsi="Times New Roman"/>
-          <w:b w:val="1"/>
-          <w:bCs w:val="1"/>
-          <w:rtl w:val="0"/>
-        </w:rPr>
-        <w:t xml:space="preserve">Police Station: </w:t>
-      </w:r>
-      <w:r>
-        <w:rPr>
-          <w:rFonts w:ascii="Times New Roman" w:cs="Times New Roman" w:eastAsia="Times New Roman" w:hAnsi="Times New Roman"/>
-          <w:rtl w:val="0"/>
-        </w:rPr>
-        <w:t xml:space="preserve">{NAME OF POLICE STATION, IF APPLICABLE}</w:t>
-      </w:r>
-    </w:p>
-    <w:p>
-      <w:pPr>
-        <w:widowControl w:val="0"/>
-        <w:spacing w:after="240" w:before="240" w:line="240" w:lineRule="auto"/>
-        <w:rPr>
-          <w:rFonts w:ascii="Times New Roman" w:cs="Times New Roman" w:eastAsia="Times New Roman" w:hAnsi="Times New Roman"/>
-          <w:b w:val="1"/>
-          <w:bCs w:val="1"/>
-        </w:rPr>
-      </w:pPr>
-      <w:r>
-        <w:rPr>
-          <w:rFonts w:ascii="Times New Roman" w:cs="Times New Roman" w:eastAsia="Times New Roman" w:hAnsi="Times New Roman"/>
-          <w:rtl w:val="0"/>
-        </w:rPr>
-        <w:t xml:space="preserve">Offence/Sections: Under Section(s) </w:t>
-      </w:r>
-      <w:r>
-        <w:rPr>
-          <w:rFonts w:ascii="Times New Roman" w:cs="Times New Roman" w:eastAsia="Times New Roman" w:hAnsi="Times New Roman"/>
-          <w:b w:val="1"/>
-          <w:bCs w:val="1"/>
-          <w:rtl w:val="0"/>
-        </w:rPr>
-        <w:t xml:space="preserve">{RELEVANT SECTIONS}</w:t>
-      </w:r>
-      <w:r>
-        <w:rPr>
-          <w:rFonts w:ascii="Times New Roman" w:cs="Times New Roman" w:eastAsia="Times New Roman" w:hAnsi="Times New Roman"/>
-          <w:rtl w:val="0"/>
-        </w:rPr>
-        <w:t xml:space="preserve"> of the Pakistan Penal Code, 1860 / </w:t>
-      </w:r>
-      <w:r>
-        <w:rPr>
-          <w:rFonts w:ascii="Times New Roman" w:cs="Times New Roman" w:eastAsia="Times New Roman" w:hAnsi="Times New Roman"/>
-          <w:b w:val="1"/>
-          <w:bCs w:val="1"/>
-          <w:rtl w:val="0"/>
-        </w:rPr>
-        <w:t xml:space="preserve">{RELEVANT ACT}</w:t>
-      </w:r>
-    </w:p>
-    <w:p>
-      <w:pPr>
-        <w:widowControl w:val="0"/>
-        <w:spacing w:after="240" w:before="240" w:line="240" w:lineRule="auto"/>
-        <w:rPr>
-          <w:rFonts w:ascii="Times New Roman" w:cs="Times New Roman" w:eastAsia="Times New Roman" w:hAnsi="Times New Roman"/>
-          <w:b w:val="1"/>
-          <w:bCs w:val="1"/>
-        </w:rPr>
-      </w:pPr>
-      <w:r>
-        <w:rPr>
-          <w:rFonts w:ascii="Times New Roman" w:cs="Times New Roman" w:eastAsia="Times New Roman" w:hAnsi="Times New Roman"/>
-          <w:b w:val="1"/>
-          <w:bCs w:val="1"/>
+          <w:b w:val="0"/>
+          <w:bCs w:val="1"/>
+          <w:i w:val="0"/>
+          <w:color w:val="000000"/>
+          <w:sz w:val="22"/>
+          <w:u w:val="none"/>
           <w:rtl w:val="0"/>
         </w:rPr>
         <w:t xml:space="preserve">Nature of Order/Certification:</w:t>
@@ -303,7 +422,9 @@
     <w:p>
       <w:pPr>
         <w:widowControl w:val="0"/>
-        <w:spacing w:after="240" w:before="240" w:line="240" w:lineRule="auto"/>
+        <w:spacing w:after="60" w:before="0" w:line="312" w:lineRule="auto"/>
+        <w:ind w:firstLine="360"/>
+        <w:jc w:val="both"/>
         <w:rPr>
           <w:rFonts w:ascii="Times New Roman" w:cs="Times New Roman" w:eastAsia="Times New Roman" w:hAnsi="Times New Roman"/>
           <w:u w:val="single"/>
@@ -312,192 +433,307 @@
       <w:r>
         <w:rPr>
           <w:rFonts w:ascii="Times New Roman" w:cs="Times New Roman" w:eastAsia="Times New Roman" w:hAnsi="Times New Roman"/>
+          <w:b w:val="0"/>
+          <w:i w:val="0"/>
+          <w:color w:val="000000"/>
+          <w:sz w:val="22"/>
+          <w:u w:val="none"/>
+          <w:rtl w:val="0"/>
+        </w:rPr>
+        <w:t xml:space="preserve">{DESCRIPTION OF THE LEGAL STATUS/ORDER/CERTIFICATION. E.G.:</w:t>
+      </w:r>
+    </w:p>
+    <w:p>
+      <w:pPr>
+        <w:widowControl w:val="0"/>
+        <w:spacing w:after="60" w:before="0" w:line="312" w:lineRule="auto"/>
+        <w:ind w:firstLine="360"/>
+        <w:jc w:val="both"/>
+        <w:rPr>
+          <w:rFonts w:ascii="Times New Roman" w:cs="Times New Roman" w:eastAsia="Times New Roman" w:hAnsi="Times New Roman"/>
+        </w:rPr>
+      </w:pPr>
+      <w:r>
+        <w:rPr>
+          <w:rFonts w:ascii="Times New Roman" w:cs="Times New Roman" w:eastAsia="Times New Roman" w:hAnsi="Times New Roman"/>
+          <w:b w:val="0"/>
+          <w:i w:val="0"/>
+          <w:color w:val="000000"/>
+          <w:sz w:val="22"/>
+          <w:u w:val="none"/>
+          <w:rtl w:val="0"/>
+        </w:rPr>
+        <w:t xml:space="preserve">The above-named party/parties have been granted {ad-interim / regular} {pre-arrest / post-arrest} bail by the aforementioned Honourable Court vide order dated {ORDER DATE}.</w:t>
+      </w:r>
+    </w:p>
+    <w:p>
+      <w:pPr>
+        <w:widowControl w:val="0"/>
+        <w:spacing w:after="60" w:before="0" w:line="312" w:lineRule="auto"/>
+        <w:ind w:firstLine="360"/>
+        <w:jc w:val="both"/>
+        <w:rPr>
+          <w:rFonts w:ascii="Times New Roman" w:cs="Times New Roman" w:eastAsia="Times New Roman" w:hAnsi="Times New Roman"/>
+        </w:rPr>
+      </w:pPr>
+      <w:r>
+        <w:rPr>
+          <w:rFonts w:ascii="Times New Roman" w:cs="Times New Roman" w:eastAsia="Times New Roman" w:hAnsi="Times New Roman"/>
+          <w:b w:val="0"/>
+          <w:i w:val="0"/>
+          <w:color w:val="000000"/>
+          <w:sz w:val="22"/>
+          <w:u w:val="none"/>
+          <w:rtl w:val="0"/>
+        </w:rPr>
+        <w:t xml:space="preserve">The bail has been granted in the sum of Rs. </w:t>
+      </w:r>
+      <w:r>
+        <w:rPr>
+          <w:rFonts w:ascii="Times New Roman" w:cs="Times New Roman" w:eastAsia="Times New Roman" w:hAnsi="Times New Roman"/>
+          <w:b w:val="0"/>
+          <w:bCs w:val="1"/>
+          <w:i w:val="0"/>
+          <w:color w:val="000000"/>
+          <w:sz w:val="22"/>
+          <w:u w:val="none"/>
+          <w:rtl w:val="0"/>
+        </w:rPr>
+        <w:t xml:space="preserve">{BAIL AMOUNT}</w:t>
+      </w:r>
+      <w:r>
+        <w:rPr>
+          <w:rFonts w:ascii="Times New Roman" w:cs="Times New Roman" w:eastAsia="Times New Roman" w:hAnsi="Times New Roman"/>
+          <w:b w:val="0"/>
+          <w:i w:val="0"/>
+          <w:color w:val="000000"/>
+          <w:sz w:val="22"/>
+          <w:u w:val="none"/>
+          <w:rtl w:val="0"/>
+        </w:rPr>
+        <w:t xml:space="preserve"> (Rupees</w:t>
+      </w:r>
+      <w:r>
+        <w:rPr>
+          <w:rFonts w:ascii="Times New Roman" w:cs="Times New Roman" w:eastAsia="Times New Roman" w:hAnsi="Times New Roman"/>
+          <w:b w:val="0"/>
+          <w:bCs w:val="1"/>
+          <w:i w:val="0"/>
+          <w:color w:val="000000"/>
+          <w:sz w:val="22"/>
+          <w:u w:val="none"/>
+          <w:rtl w:val="0"/>
+        </w:rPr>
+        <w:t xml:space="preserve"> {AMOUNT IN WORDS}</w:t>
+      </w:r>
+      <w:r>
+        <w:rPr>
+          <w:rFonts w:ascii="Times New Roman" w:cs="Times New Roman" w:eastAsia="Times New Roman" w:hAnsi="Times New Roman"/>
+          <w:b w:val="0"/>
+          <w:i w:val="0"/>
+          <w:color w:val="000000"/>
+          <w:sz w:val="22"/>
+          <w:u w:val="none"/>
+          <w:rtl w:val="0"/>
+        </w:rPr>
+        <w:t xml:space="preserve">) each/collectively.</w:t>
+      </w:r>
+    </w:p>
+    <w:p>
+      <w:pPr>
+        <w:widowControl w:val="0"/>
+        <w:spacing w:after="60" w:before="0" w:line="312" w:lineRule="auto"/>
+        <w:ind w:firstLine="360"/>
+        <w:jc w:val="both"/>
+        <w:rPr>
+          <w:rFonts w:ascii="Times New Roman" w:cs="Times New Roman" w:eastAsia="Times New Roman" w:hAnsi="Times New Roman"/>
+        </w:rPr>
+      </w:pPr>
+      <w:r>
+        <w:rPr>
+          <w:rFonts w:ascii="Times New Roman" w:cs="Times New Roman" w:eastAsia="Times New Roman" w:hAnsi="Times New Roman"/>
+          <w:b w:val="0"/>
+          <w:i w:val="0"/>
+          <w:color w:val="000000"/>
+          <w:sz w:val="22"/>
+          <w:u w:val="none"/>
+          <w:rtl w:val="0"/>
+        </w:rPr>
+        <w:t xml:space="preserve">The bail is valid from </w:t>
+      </w:r>
+      <w:r>
+        <w:rPr>
+          <w:rFonts w:ascii="Times New Roman" w:cs="Times New Roman" w:eastAsia="Times New Roman" w:hAnsi="Times New Roman"/>
+          <w:b w:val="0"/>
+          <w:bCs w:val="1"/>
+          <w:i w:val="0"/>
+          <w:color w:val="000000"/>
+          <w:sz w:val="22"/>
+          <w:u w:val="none"/>
+          <w:rtl w:val="0"/>
+        </w:rPr>
+        <w:t xml:space="preserve">{START DATE}</w:t>
+      </w:r>
+      <w:r>
+        <w:rPr>
+          <w:rFonts w:ascii="Times New Roman" w:cs="Times New Roman" w:eastAsia="Times New Roman" w:hAnsi="Times New Roman"/>
+          <w:b w:val="0"/>
+          <w:i w:val="0"/>
+          <w:color w:val="000000"/>
+          <w:sz w:val="22"/>
+          <w:u w:val="none"/>
+          <w:rtl w:val="0"/>
+        </w:rPr>
+        <w:t xml:space="preserve"> to </w:t>
+      </w:r>
+      <w:r>
+        <w:rPr>
+          <w:rFonts w:ascii="Times New Roman" w:cs="Times New Roman" w:eastAsia="Times New Roman" w:hAnsi="Times New Roman"/>
+          <w:b w:val="0"/>
+          <w:bCs w:val="1"/>
+          <w:i w:val="0"/>
+          <w:color w:val="000000"/>
+          <w:sz w:val="22"/>
+          <w:u w:val="none"/>
+          <w:rtl w:val="0"/>
+        </w:rPr>
+        <w:t xml:space="preserve">{END DATE}</w:t>
+      </w:r>
+      <w:r>
+        <w:rPr>
+          <w:rFonts w:ascii="Times New Roman" w:cs="Times New Roman" w:eastAsia="Times New Roman" w:hAnsi="Times New Roman"/>
+          <w:b w:val="0"/>
+          <w:i w:val="0"/>
+          <w:color w:val="000000"/>
+          <w:sz w:val="22"/>
+          <w:u w:val="none"/>
+          <w:rtl w:val="0"/>
+        </w:rPr>
+        <w:t xml:space="preserve"> / till the next date of hearing i.e., {NEXT DATE}.</w:t>
+      </w:r>
+    </w:p>
+    <w:p>
+      <w:pPr>
+        <w:widowControl w:val="0"/>
+        <w:spacing w:after="60" w:before="0" w:line="312" w:lineRule="auto"/>
+        <w:ind w:firstLine="360"/>
+        <w:jc w:val="both"/>
+        <w:rPr>
+          <w:rFonts w:ascii="Times New Roman" w:cs="Times New Roman" w:eastAsia="Times New Roman" w:hAnsi="Times New Roman"/>
+        </w:rPr>
+      </w:pPr>
+      <w:r>
+        <w:rPr>
+          <w:rFonts w:ascii="Times New Roman" w:cs="Times New Roman" w:eastAsia="Times New Roman" w:hAnsi="Times New Roman"/>
+          <w:b w:val="0"/>
+          <w:i w:val="0"/>
+          <w:color w:val="000000"/>
+          <w:sz w:val="22"/>
+          <w:u w:val="none"/>
+          <w:rtl w:val="0"/>
+        </w:rPr>
+        <w:t xml:space="preserve">The local police/concerned authorities are directed not to arrest/take coercive action against the said party/parties in connection with the above-mentioned case during the currency of the bail order.</w:t>
+      </w:r>
+    </w:p>
+    <w:p>
+      <w:pPr>
+        <w:widowControl w:val="0"/>
+        <w:spacing w:after="60" w:before="0" w:line="312" w:lineRule="auto"/>
+        <w:ind w:firstLine="360"/>
+        <w:jc w:val="both"/>
+        <w:rPr>
+          <w:rFonts w:ascii="Times New Roman" w:cs="Times New Roman" w:eastAsia="Times New Roman" w:hAnsi="Times New Roman"/>
+        </w:rPr>
+      </w:pPr>
+      <w:r>
+        <w:rPr>
+          <w:rFonts w:ascii="Times New Roman" w:cs="Times New Roman" w:eastAsia="Times New Roman" w:hAnsi="Times New Roman"/>
+          <w:b w:val="0"/>
+          <w:i w:val="0"/>
+          <w:color w:val="000000"/>
+          <w:sz w:val="22"/>
+          <w:u w:val="none"/>
+          <w:rtl w:val="0"/>
+        </w:rPr>
+        <w:t xml:space="preserve">The party/parties are directed to appear before the Investigating Officer/Court as and when required.</w:t>
+      </w:r>
+    </w:p>
+    <w:p>
+      <w:pPr>
+        <w:widowControl w:val="0"/>
+        <w:spacing w:after="60" w:before="0" w:line="312" w:lineRule="auto"/>
+        <w:ind w:firstLine="360"/>
+        <w:jc w:val="both"/>
+        <w:rPr>
+          <w:rFonts w:ascii="Times New Roman" w:cs="Times New Roman" w:eastAsia="Times New Roman" w:hAnsi="Times New Roman"/>
+        </w:rPr>
+      </w:pPr>
+      <w:r>
+        <w:rPr>
+          <w:rFonts w:ascii="Times New Roman" w:cs="Times New Roman" w:eastAsia="Times New Roman" w:hAnsi="Times New Roman"/>
+          <w:b w:val="0"/>
+          <w:i w:val="0"/>
+          <w:color w:val="000000"/>
+          <w:sz w:val="22"/>
+          <w:u w:val="none"/>
+          <w:rtl w:val="0"/>
+        </w:rPr>
+        <w:t xml:space="preserve">}</w:t>
+      </w:r>
+    </w:p>
+    <w:p>
+      <w:pPr>
+        <w:widowControl w:val="0"/>
+        <w:spacing w:after="60" w:before="0" w:line="312" w:lineRule="auto"/>
+        <w:ind w:firstLine="360"/>
+        <w:jc w:val="both"/>
+        <w:rPr>
+          <w:rFonts w:ascii="Times New Roman" w:cs="Times New Roman" w:eastAsia="Times New Roman" w:hAnsi="Times New Roman"/>
+        </w:rPr>
+      </w:pPr>
+      <w:r>
+        <w:rPr>
+          <w:rFonts w:ascii="Times New Roman" w:cs="Times New Roman" w:eastAsia="Times New Roman" w:hAnsi="Times New Roman"/>
+          <w:b w:val="0"/>
+          <w:i w:val="0"/>
+          <w:color w:val="000000"/>
+          <w:sz w:val="22"/>
+          <w:u w:val="none"/>
+          <w:rtl w:val="0"/>
+        </w:rPr>
+        <w:t xml:space="preserve">Purpose: This certificate is issued at the request of the concerned party/parties for necessary action and record.</w:t>
+      </w:r>
+    </w:p>
+    <w:p>
+      <w:pPr>
+        <w:widowControl w:val="0"/>
+        <w:spacing w:after="60" w:before="0" w:line="312" w:lineRule="auto"/>
+        <w:ind w:firstLine="360"/>
+        <w:jc w:val="both"/>
+        <w:rPr>
+          <w:rFonts w:ascii="Times New Roman" w:cs="Times New Roman" w:eastAsia="Times New Roman" w:hAnsi="Times New Roman"/>
           <w:u w:val="single"/>
-          <w:rtl w:val="0"/>
-        </w:rPr>
-        <w:t xml:space="preserve">{DESCRIPTION OF THE LEGAL STATUS/ORDER/CERTIFICATION. E.G.:</w:t>
-      </w:r>
-    </w:p>
-    <w:p>
-      <w:pPr>
-        <w:widowControl w:val="0"/>
-        <w:spacing w:after="240" w:before="240" w:line="240" w:lineRule="auto"/>
-        <w:rPr>
-          <w:rFonts w:ascii="Times New Roman" w:cs="Times New Roman" w:eastAsia="Times New Roman" w:hAnsi="Times New Roman"/>
-        </w:rPr>
-      </w:pPr>
-      <w:r>
-        <w:rPr>
-          <w:rFonts w:ascii="Times New Roman" w:cs="Times New Roman" w:eastAsia="Times New Roman" w:hAnsi="Times New Roman"/>
-          <w:rtl w:val="0"/>
-        </w:rPr>
-        <w:t xml:space="preserve">The above-named party/parties have been granted {ad-interim / regular} {pre-arrest / post-arrest} bail by the aforementioned Honourable Court vide order dated {ORDER DATE}.</w:t>
-      </w:r>
-    </w:p>
-    <w:p>
-      <w:pPr>
-        <w:widowControl w:val="0"/>
-        <w:spacing w:after="240" w:before="240" w:line="240" w:lineRule="auto"/>
-        <w:rPr>
-          <w:rFonts w:ascii="Times New Roman" w:cs="Times New Roman" w:eastAsia="Times New Roman" w:hAnsi="Times New Roman"/>
-        </w:rPr>
-      </w:pPr>
-      <w:r>
-        <w:rPr>
-          <w:rFonts w:ascii="Times New Roman" w:cs="Times New Roman" w:eastAsia="Times New Roman" w:hAnsi="Times New Roman"/>
-          <w:rtl w:val="0"/>
-        </w:rPr>
-        <w:t xml:space="preserve">The bail has been granted in the sum of Rs. </w:t>
-      </w:r>
-      <w:r>
-        <w:rPr>
-          <w:rFonts w:ascii="Times New Roman" w:cs="Times New Roman" w:eastAsia="Times New Roman" w:hAnsi="Times New Roman"/>
-          <w:b w:val="1"/>
-          <w:bCs w:val="1"/>
-          <w:rtl w:val="0"/>
-        </w:rPr>
-        <w:t xml:space="preserve">{BAIL AMOUNT}</w:t>
-      </w:r>
-      <w:r>
-        <w:rPr>
-          <w:rFonts w:ascii="Times New Roman" w:cs="Times New Roman" w:eastAsia="Times New Roman" w:hAnsi="Times New Roman"/>
-          <w:rtl w:val="0"/>
-        </w:rPr>
-        <w:t xml:space="preserve"> (Rupees</w:t>
-      </w:r>
-      <w:r>
-        <w:rPr>
-          <w:rFonts w:ascii="Times New Roman" w:cs="Times New Roman" w:eastAsia="Times New Roman" w:hAnsi="Times New Roman"/>
-          <w:b w:val="1"/>
-          <w:bCs w:val="1"/>
-          <w:rtl w:val="0"/>
-        </w:rPr>
-        <w:t xml:space="preserve"> {AMOUNT IN WORDS}</w:t>
-      </w:r>
-      <w:r>
-        <w:rPr>
-          <w:rFonts w:ascii="Times New Roman" w:cs="Times New Roman" w:eastAsia="Times New Roman" w:hAnsi="Times New Roman"/>
-          <w:rtl w:val="0"/>
-        </w:rPr>
-        <w:t xml:space="preserve">) each/collectively.</w:t>
-      </w:r>
-    </w:p>
-    <w:p>
-      <w:pPr>
-        <w:widowControl w:val="0"/>
-        <w:spacing w:after="240" w:before="240" w:line="240" w:lineRule="auto"/>
-        <w:rPr>
-          <w:rFonts w:ascii="Times New Roman" w:cs="Times New Roman" w:eastAsia="Times New Roman" w:hAnsi="Times New Roman"/>
-        </w:rPr>
-      </w:pPr>
-      <w:r>
-        <w:rPr>
-          <w:rFonts w:ascii="Times New Roman" w:cs="Times New Roman" w:eastAsia="Times New Roman" w:hAnsi="Times New Roman"/>
-          <w:rtl w:val="0"/>
-        </w:rPr>
-        <w:t xml:space="preserve">The bail is valid from </w:t>
-      </w:r>
-      <w:r>
-        <w:rPr>
-          <w:rFonts w:ascii="Times New Roman" w:cs="Times New Roman" w:eastAsia="Times New Roman" w:hAnsi="Times New Roman"/>
-          <w:b w:val="1"/>
-          <w:bCs w:val="1"/>
-          <w:rtl w:val="0"/>
-        </w:rPr>
-        <w:t xml:space="preserve">{START DATE}</w:t>
-      </w:r>
-      <w:r>
-        <w:rPr>
-          <w:rFonts w:ascii="Times New Roman" w:cs="Times New Roman" w:eastAsia="Times New Roman" w:hAnsi="Times New Roman"/>
-          <w:rtl w:val="0"/>
-        </w:rPr>
-        <w:t xml:space="preserve"> to </w:t>
-      </w:r>
-      <w:r>
-        <w:rPr>
-          <w:rFonts w:ascii="Times New Roman" w:cs="Times New Roman" w:eastAsia="Times New Roman" w:hAnsi="Times New Roman"/>
-          <w:b w:val="1"/>
-          <w:bCs w:val="1"/>
-          <w:rtl w:val="0"/>
-        </w:rPr>
-        <w:t xml:space="preserve">{END DATE}</w:t>
-      </w:r>
-      <w:r>
-        <w:rPr>
-          <w:rFonts w:ascii="Times New Roman" w:cs="Times New Roman" w:eastAsia="Times New Roman" w:hAnsi="Times New Roman"/>
-          <w:rtl w:val="0"/>
-        </w:rPr>
-        <w:t xml:space="preserve"> / till the next date of hearing i.e., {NEXT DATE}.</w:t>
-      </w:r>
-    </w:p>
-    <w:p>
-      <w:pPr>
-        <w:widowControl w:val="0"/>
-        <w:spacing w:after="240" w:before="240" w:line="240" w:lineRule="auto"/>
-        <w:rPr>
-          <w:rFonts w:ascii="Times New Roman" w:cs="Times New Roman" w:eastAsia="Times New Roman" w:hAnsi="Times New Roman"/>
-        </w:rPr>
-      </w:pPr>
-      <w:r>
-        <w:rPr>
-          <w:rFonts w:ascii="Times New Roman" w:cs="Times New Roman" w:eastAsia="Times New Roman" w:hAnsi="Times New Roman"/>
-          <w:rtl w:val="0"/>
-        </w:rPr>
-        <w:t xml:space="preserve">The local police/concerned authorities are directed not to arrest/take coercive action against the said party/parties in connection with the above-mentioned case during the currency of the bail order.</w:t>
-      </w:r>
-    </w:p>
-    <w:p>
-      <w:pPr>
-        <w:widowControl w:val="0"/>
-        <w:spacing w:after="240" w:before="240" w:line="240" w:lineRule="auto"/>
-        <w:rPr>
-          <w:rFonts w:ascii="Times New Roman" w:cs="Times New Roman" w:eastAsia="Times New Roman" w:hAnsi="Times New Roman"/>
-        </w:rPr>
-      </w:pPr>
-      <w:r>
-        <w:rPr>
-          <w:rFonts w:ascii="Times New Roman" w:cs="Times New Roman" w:eastAsia="Times New Roman" w:hAnsi="Times New Roman"/>
-          <w:rtl w:val="0"/>
-        </w:rPr>
-        <w:t xml:space="preserve">The party/parties are directed to appear before the Investigating Officer/Court as and when required.</w:t>
-      </w:r>
-    </w:p>
-    <w:p>
-      <w:pPr>
-        <w:widowControl w:val="0"/>
-        <w:spacing w:after="240" w:before="240" w:line="240" w:lineRule="auto"/>
-        <w:rPr>
-          <w:rFonts w:ascii="Times New Roman" w:cs="Times New Roman" w:eastAsia="Times New Roman" w:hAnsi="Times New Roman"/>
-        </w:rPr>
-      </w:pPr>
-      <w:r>
-        <w:rPr>
-          <w:rFonts w:ascii="Times New Roman" w:cs="Times New Roman" w:eastAsia="Times New Roman" w:hAnsi="Times New Roman"/>
-          <w:rtl w:val="0"/>
-        </w:rPr>
-        <w:t xml:space="preserve">}</w:t>
-      </w:r>
-    </w:p>
-    <w:p>
-      <w:pPr>
-        <w:widowControl w:val="0"/>
-        <w:spacing w:after="240" w:before="240" w:line="240" w:lineRule="auto"/>
-        <w:rPr>
-          <w:rFonts w:ascii="Times New Roman" w:cs="Times New Roman" w:eastAsia="Times New Roman" w:hAnsi="Times New Roman"/>
-        </w:rPr>
-      </w:pPr>
-      <w:r>
-        <w:rPr>
-          <w:rFonts w:ascii="Times New Roman" w:cs="Times New Roman" w:eastAsia="Times New Roman" w:hAnsi="Times New Roman"/>
-          <w:rtl w:val="0"/>
-        </w:rPr>
-        <w:t xml:space="preserve">Purpose: This certificate is issued at the request of the concerned party/parties for necessary action and record.</w:t>
-      </w:r>
-    </w:p>
-    <w:p>
-      <w:pPr>
-        <w:widowControl w:val="0"/>
-        <w:spacing w:after="240" w:before="240" w:line="240" w:lineRule="auto"/>
+        </w:rPr>
+      </w:pPr>
+      <w:r>
+        <w:rPr>
+          <w:rFonts w:ascii="Times New Roman" w:cs="Times New Roman" w:eastAsia="Times New Roman" w:hAnsi="Times New Roman"/>
+          <w:b/>
+          <w:i w:val="0"/>
+          <w:color w:val="000000"/>
+          <w:sz w:val="22"/>
+          <w:u w:val="none"/>
+          <w:rtl w:val="0"/>
+        </w:rPr>
+        <w:t xml:space="preserve">{NAME OF ADVOCATE / LEGAL PRACTITIONER}</w:t>
+      </w:r>
+    </w:p>
+    <w:p>
+      <w:pPr>
+        <w:widowControl w:val="0"/>
+        <w:spacing w:after="60" w:before="0" w:line="312" w:lineRule="auto"/>
+        <w:ind w:firstLine="360"/>
+        <w:jc w:val="both"/>
         <w:rPr>
           <w:rFonts w:ascii="Times New Roman" w:cs="Times New Roman" w:eastAsia="Times New Roman" w:hAnsi="Times New Roman"/>
           <w:u w:val="single"/>
@@ -506,25 +742,11 @@
       <w:r>
         <w:rPr>
           <w:rFonts w:ascii="Times New Roman" w:cs="Times New Roman" w:eastAsia="Times New Roman" w:hAnsi="Times New Roman"/>
-          <w:u w:val="single"/>
-          <w:rtl w:val="0"/>
-        </w:rPr>
-        <w:t xml:space="preserve">{NAME OF ADVOCATE / LEGAL PRACTITIONER}</w:t>
-      </w:r>
-    </w:p>
-    <w:p>
-      <w:pPr>
-        <w:widowControl w:val="0"/>
-        <w:spacing w:after="240" w:before="240" w:line="240" w:lineRule="auto"/>
-        <w:rPr>
-          <w:rFonts w:ascii="Times New Roman" w:cs="Times New Roman" w:eastAsia="Times New Roman" w:hAnsi="Times New Roman"/>
-          <w:u w:val="single"/>
-        </w:rPr>
-      </w:pPr>
-      <w:r>
-        <w:rPr>
-          <w:rFonts w:ascii="Times New Roman" w:cs="Times New Roman" w:eastAsia="Times New Roman" w:hAnsi="Times New Roman"/>
-          <w:u w:val="single"/>
+          <w:b/>
+          <w:i w:val="0"/>
+          <w:color w:val="000000"/>
+          <w:sz w:val="22"/>
+          <w:u w:val="none"/>
           <w:rtl w:val="0"/>
         </w:rPr>
         <w:t xml:space="preserve">{Advocate High Court / Advocate / Legal Consultant}</w:t>
@@ -533,16 +755,22 @@
     <w:p>
       <w:pPr>
         <w:widowControl w:val="0"/>
-        <w:spacing w:after="240" w:before="240" w:line="240" w:lineRule="auto"/>
-        <w:rPr>
-          <w:rFonts w:ascii="Times New Roman" w:cs="Times New Roman" w:eastAsia="Times New Roman" w:hAnsi="Times New Roman"/>
-        </w:rPr>
-      </w:pPr>
-      <w:r>
-        <w:rPr>
-          <w:rFonts w:ascii="Times New Roman" w:cs="Times New Roman" w:eastAsia="Times New Roman" w:hAnsi="Times New Roman"/>
-          <w:b w:val="1"/>
-          <w:bCs w:val="1"/>
+        <w:spacing w:after="60" w:before="0" w:line="312" w:lineRule="auto"/>
+        <w:ind w:firstLine="360"/>
+        <w:jc w:val="both"/>
+        <w:rPr>
+          <w:rFonts w:ascii="Times New Roman" w:cs="Times New Roman" w:eastAsia="Times New Roman" w:hAnsi="Times New Roman"/>
+        </w:rPr>
+      </w:pPr>
+      <w:r>
+        <w:rPr>
+          <w:rFonts w:ascii="Times New Roman" w:cs="Times New Roman" w:eastAsia="Times New Roman" w:hAnsi="Times New Roman"/>
+          <w:b/>
+          <w:bCs w:val="1"/>
+          <w:i w:val="0"/>
+          <w:color w:val="000000"/>
+          <w:sz w:val="22"/>
+          <w:u w:val="none"/>
           <w:rtl w:val="0"/>
         </w:rPr>
         <w:t xml:space="preserve">Enrollment No.</w:t>
@@ -550,6 +778,11 @@
       <w:r>
         <w:rPr>
           <w:rFonts w:ascii="Times New Roman" w:cs="Times New Roman" w:eastAsia="Times New Roman" w:hAnsi="Times New Roman"/>
+          <w:b/>
+          <w:i w:val="0"/>
+          <w:color w:val="000000"/>
+          <w:sz w:val="22"/>
+          <w:u w:val="none"/>
           <w:rtl w:val="0"/>
         </w:rPr>
         <w:t xml:space="preserve">: {BAR COUNCIL NUMBER}</w:t>
@@ -558,16 +791,22 @@
     <w:p>
       <w:pPr>
         <w:widowControl w:val="0"/>
-        <w:spacing w:after="240" w:before="240" w:line="240" w:lineRule="auto"/>
-        <w:rPr>
-          <w:rFonts w:ascii="Times New Roman" w:cs="Times New Roman" w:eastAsia="Times New Roman" w:hAnsi="Times New Roman"/>
-        </w:rPr>
-      </w:pPr>
-      <w:r>
-        <w:rPr>
-          <w:rFonts w:ascii="Times New Roman" w:cs="Times New Roman" w:eastAsia="Times New Roman" w:hAnsi="Times New Roman"/>
-          <w:b w:val="1"/>
-          <w:bCs w:val="1"/>
+        <w:spacing w:after="60" w:before="0" w:line="312" w:lineRule="auto"/>
+        <w:ind w:firstLine="360"/>
+        <w:jc w:val="both"/>
+        <w:rPr>
+          <w:rFonts w:ascii="Times New Roman" w:cs="Times New Roman" w:eastAsia="Times New Roman" w:hAnsi="Times New Roman"/>
+        </w:rPr>
+      </w:pPr>
+      <w:r>
+        <w:rPr>
+          <w:rFonts w:ascii="Times New Roman" w:cs="Times New Roman" w:eastAsia="Times New Roman" w:hAnsi="Times New Roman"/>
+          <w:b w:val="0"/>
+          <w:bCs w:val="1"/>
+          <w:i w:val="0"/>
+          <w:color w:val="000000"/>
+          <w:sz w:val="22"/>
+          <w:u w:val="none"/>
           <w:rtl w:val="0"/>
         </w:rPr>
         <w:t xml:space="preserve">Office: </w:t>
@@ -575,6 +814,11 @@
       <w:r>
         <w:rPr>
           <w:rFonts w:ascii="Times New Roman" w:cs="Times New Roman" w:eastAsia="Times New Roman" w:hAnsi="Times New Roman"/>
+          <w:b w:val="0"/>
+          <w:i w:val="0"/>
+          <w:color w:val="000000"/>
+          <w:sz w:val="22"/>
+          <w:u w:val="none"/>
           <w:rtl w:val="0"/>
         </w:rPr>
         <w:t xml:space="preserve">{OFFICE ADDRESS}</w:t>
@@ -583,16 +827,22 @@
     <w:p>
       <w:pPr>
         <w:widowControl w:val="0"/>
-        <w:spacing w:after="240" w:before="240" w:line="240" w:lineRule="auto"/>
-        <w:rPr>
-          <w:rFonts w:ascii="Times New Roman" w:cs="Times New Roman" w:eastAsia="Times New Roman" w:hAnsi="Times New Roman"/>
-        </w:rPr>
-      </w:pPr>
-      <w:r>
-        <w:rPr>
-          <w:rFonts w:ascii="Times New Roman" w:cs="Times New Roman" w:eastAsia="Times New Roman" w:hAnsi="Times New Roman"/>
-          <w:b w:val="1"/>
-          <w:bCs w:val="1"/>
+        <w:spacing w:after="60" w:before="0" w:line="312" w:lineRule="auto"/>
+        <w:ind w:firstLine="360"/>
+        <w:jc w:val="both"/>
+        <w:rPr>
+          <w:rFonts w:ascii="Times New Roman" w:cs="Times New Roman" w:eastAsia="Times New Roman" w:hAnsi="Times New Roman"/>
+        </w:rPr>
+      </w:pPr>
+      <w:r>
+        <w:rPr>
+          <w:rFonts w:ascii="Times New Roman" w:cs="Times New Roman" w:eastAsia="Times New Roman" w:hAnsi="Times New Roman"/>
+          <w:b w:val="0"/>
+          <w:bCs w:val="1"/>
+          <w:i w:val="0"/>
+          <w:color w:val="000000"/>
+          <w:sz w:val="22"/>
+          <w:u w:val="none"/>
           <w:rtl w:val="0"/>
         </w:rPr>
         <w:t xml:space="preserve">Contact: </w:t>
@@ -600,6 +850,11 @@
       <w:r>
         <w:rPr>
           <w:rFonts w:ascii="Times New Roman" w:cs="Times New Roman" w:eastAsia="Times New Roman" w:hAnsi="Times New Roman"/>
+          <w:b w:val="0"/>
+          <w:i w:val="0"/>
+          <w:color w:val="000000"/>
+          <w:sz w:val="22"/>
+          <w:u w:val="none"/>
           <w:rtl w:val="0"/>
         </w:rPr>
         <w:t xml:space="preserve">{CONTACT NUMBER}</w:t>
@@ -608,16 +863,22 @@
     <w:p>
       <w:pPr>
         <w:widowControl w:val="0"/>
-        <w:spacing w:after="240" w:before="240" w:line="240" w:lineRule="auto"/>
-        <w:rPr>
-          <w:rFonts w:ascii="Times New Roman" w:cs="Times New Roman" w:eastAsia="Times New Roman" w:hAnsi="Times New Roman"/>
-        </w:rPr>
-      </w:pPr>
-      <w:r>
-        <w:rPr>
-          <w:rFonts w:ascii="Times New Roman" w:cs="Times New Roman" w:eastAsia="Times New Roman" w:hAnsi="Times New Roman"/>
-          <w:b w:val="1"/>
-          <w:bCs w:val="1"/>
+        <w:spacing w:after="60" w:before="0" w:line="312" w:lineRule="auto"/>
+        <w:ind w:firstLine="360"/>
+        <w:jc w:val="both"/>
+        <w:rPr>
+          <w:rFonts w:ascii="Times New Roman" w:cs="Times New Roman" w:eastAsia="Times New Roman" w:hAnsi="Times New Roman"/>
+        </w:rPr>
+      </w:pPr>
+      <w:r>
+        <w:rPr>
+          <w:rFonts w:ascii="Times New Roman" w:cs="Times New Roman" w:eastAsia="Times New Roman" w:hAnsi="Times New Roman"/>
+          <w:b w:val="0"/>
+          <w:bCs w:val="1"/>
+          <w:i w:val="0"/>
+          <w:color w:val="000000"/>
+          <w:sz w:val="22"/>
+          <w:u w:val="none"/>
           <w:rtl w:val="0"/>
         </w:rPr>
         <w:t xml:space="preserve">Disclaimer: </w:t>
@@ -625,6 +886,11 @@
       <w:r>
         <w:rPr>
           <w:rFonts w:ascii="Times New Roman" w:cs="Times New Roman" w:eastAsia="Times New Roman" w:hAnsi="Times New Roman"/>
+          <w:b w:val="0"/>
+          <w:i w:val="0"/>
+          <w:color w:val="000000"/>
+          <w:sz w:val="22"/>
+          <w:u w:val="none"/>
           <w:rtl w:val="0"/>
         </w:rPr>
         <w:t xml:space="preserve">This certificate is based on the court order/instructions provided by the client and is issued for informational purposes only. The authenticity of the court order should be verified from the concerned court record.</w:t>
@@ -634,14 +900,21 @@
     <w:p>
       <w:pPr>
         <w:widowControl w:val="0"/>
-        <w:spacing w:after="240" w:before="240" w:line="240" w:lineRule="auto"/>
-        <w:rPr>
-          <w:rFonts w:ascii="Times New Roman" w:cs="Times New Roman" w:eastAsia="Times New Roman" w:hAnsi="Times New Roman"/>
-        </w:rPr>
-      </w:pPr>
-      <w:r>
-        <w:rPr>
-          <w:rFonts w:ascii="Times New Roman" w:cs="Times New Roman" w:eastAsia="Times New Roman" w:hAnsi="Times New Roman"/>
+        <w:spacing w:after="60" w:before="0" w:line="312" w:lineRule="auto"/>
+        <w:ind w:firstLine="360"/>
+        <w:jc w:val="both"/>
+        <w:rPr>
+          <w:rFonts w:ascii="Times New Roman" w:cs="Times New Roman" w:eastAsia="Times New Roman" w:hAnsi="Times New Roman"/>
+        </w:rPr>
+      </w:pPr>
+      <w:r>
+        <w:rPr>
+          <w:rFonts w:ascii="Times New Roman" w:cs="Times New Roman" w:eastAsia="Times New Roman" w:hAnsi="Times New Roman"/>
+          <w:b w:val="0"/>
+          <w:i w:val="0"/>
+          <w:color w:val="000000"/>
+          <w:sz w:val="22"/>
+          <w:u w:val="none"/>
           <w:rtl w:val="0"/>
         </w:rPr>
         <w:t xml:space="preserve">PLACEHOLDER GUIDE FOR USER INPUT (Legal Certificate):</w:t>
@@ -650,14 +923,21 @@
     <w:p>
       <w:pPr>
         <w:widowControl w:val="0"/>
-        <w:spacing w:after="240" w:before="240" w:line="240" w:lineRule="auto"/>
-        <w:rPr>
-          <w:rFonts w:ascii="Times New Roman" w:cs="Times New Roman" w:eastAsia="Times New Roman" w:hAnsi="Times New Roman"/>
-        </w:rPr>
-      </w:pPr>
-      <w:r>
-        <w:rPr>
-          <w:rFonts w:ascii="Times New Roman" w:cs="Times New Roman" w:eastAsia="Times New Roman" w:hAnsi="Times New Roman"/>
+        <w:spacing w:after="60" w:before="0" w:line="312" w:lineRule="auto"/>
+        <w:ind w:firstLine="360"/>
+        <w:jc w:val="both"/>
+        <w:rPr>
+          <w:rFonts w:ascii="Times New Roman" w:cs="Times New Roman" w:eastAsia="Times New Roman" w:hAnsi="Times New Roman"/>
+        </w:rPr>
+      </w:pPr>
+      <w:r>
+        <w:rPr>
+          <w:rFonts w:ascii="Times New Roman" w:cs="Times New Roman" w:eastAsia="Times New Roman" w:hAnsi="Times New Roman"/>
+          <w:b/>
+          <w:i w:val="0"/>
+          <w:color w:val="000000"/>
+          <w:sz w:val="22"/>
+          <w:u w:val="none"/>
           <w:rtl w:val="0"/>
         </w:rPr>
         <w:t xml:space="preserve">{CERTIFICATE REFERENCE NUMBER}: [Internal reference number of law firm/advocate]</w:t>
@@ -666,14 +946,21 @@
     <w:p>
       <w:pPr>
         <w:widowControl w:val="0"/>
-        <w:spacing w:after="240" w:before="240" w:line="240" w:lineRule="auto"/>
-        <w:rPr>
-          <w:rFonts w:ascii="Times New Roman" w:cs="Times New Roman" w:eastAsia="Times New Roman" w:hAnsi="Times New Roman"/>
-        </w:rPr>
-      </w:pPr>
-      <w:r>
-        <w:rPr>
-          <w:rFonts w:ascii="Times New Roman" w:cs="Times New Roman" w:eastAsia="Times New Roman" w:hAnsi="Times New Roman"/>
+        <w:spacing w:after="60" w:before="0" w:line="312" w:lineRule="auto"/>
+        <w:ind w:firstLine="360"/>
+        <w:jc w:val="both"/>
+        <w:rPr>
+          <w:rFonts w:ascii="Times New Roman" w:cs="Times New Roman" w:eastAsia="Times New Roman" w:hAnsi="Times New Roman"/>
+        </w:rPr>
+      </w:pPr>
+      <w:r>
+        <w:rPr>
+          <w:rFonts w:ascii="Times New Roman" w:cs="Times New Roman" w:eastAsia="Times New Roman" w:hAnsi="Times New Roman"/>
+          <w:b w:val="0"/>
+          <w:i w:val="0"/>
+          <w:color w:val="000000"/>
+          <w:sz w:val="22"/>
+          <w:u w:val="none"/>
           <w:rtl w:val="0"/>
         </w:rPr>
         <w:t xml:space="preserve">{DATE}: [Date of issuing certificate]</w:t>
@@ -682,14 +969,21 @@
     <w:p>
       <w:pPr>
         <w:widowControl w:val="0"/>
-        <w:spacing w:after="240" w:before="240" w:line="240" w:lineRule="auto"/>
-        <w:rPr>
-          <w:rFonts w:ascii="Times New Roman" w:cs="Times New Roman" w:eastAsia="Times New Roman" w:hAnsi="Times New Roman"/>
-        </w:rPr>
-      </w:pPr>
-      <w:r>
-        <w:rPr>
-          <w:rFonts w:ascii="Times New Roman" w:cs="Times New Roman" w:eastAsia="Times New Roman" w:hAnsi="Times New Roman"/>
+        <w:spacing w:after="60" w:before="0" w:line="312" w:lineRule="auto"/>
+        <w:ind w:firstLine="360"/>
+        <w:jc w:val="both"/>
+        <w:rPr>
+          <w:rFonts w:ascii="Times New Roman" w:cs="Times New Roman" w:eastAsia="Times New Roman" w:hAnsi="Times New Roman"/>
+        </w:rPr>
+      </w:pPr>
+      <w:r>
+        <w:rPr>
+          <w:rFonts w:ascii="Times New Roman" w:cs="Times New Roman" w:eastAsia="Times New Roman" w:hAnsi="Times New Roman"/>
+          <w:b w:val="0"/>
+          <w:i w:val="0"/>
+          <w:color w:val="000000"/>
+          <w:sz w:val="22"/>
+          <w:u w:val="none"/>
           <w:rtl w:val="0"/>
         </w:rPr>
         <w:t xml:space="preserve">{NAME(S) OF PERSON(S)/PARTY}: [Full name(s) of person(s) certified]</w:t>
@@ -698,14 +992,21 @@
     <w:p>
       <w:pPr>
         <w:widowControl w:val="0"/>
-        <w:spacing w:after="240" w:before="240" w:line="240" w:lineRule="auto"/>
-        <w:rPr>
-          <w:rFonts w:ascii="Times New Roman" w:cs="Times New Roman" w:eastAsia="Times New Roman" w:hAnsi="Times New Roman"/>
-        </w:rPr>
-      </w:pPr>
-      <w:r>
-        <w:rPr>
-          <w:rFonts w:ascii="Times New Roman" w:cs="Times New Roman" w:eastAsia="Times New Roman" w:hAnsi="Times New Roman"/>
+        <w:spacing w:after="60" w:before="0" w:line="312" w:lineRule="auto"/>
+        <w:ind w:firstLine="360"/>
+        <w:jc w:val="both"/>
+        <w:rPr>
+          <w:rFonts w:ascii="Times New Roman" w:cs="Times New Roman" w:eastAsia="Times New Roman" w:hAnsi="Times New Roman"/>
+        </w:rPr>
+      </w:pPr>
+      <w:r>
+        <w:rPr>
+          <w:rFonts w:ascii="Times New Roman" w:cs="Times New Roman" w:eastAsia="Times New Roman" w:hAnsi="Times New Roman"/>
+          <w:b w:val="0"/>
+          <w:i w:val="0"/>
+          <w:color w:val="000000"/>
+          <w:sz w:val="22"/>
+          <w:u w:val="none"/>
           <w:rtl w:val="0"/>
         </w:rPr>
         <w:t xml:space="preserve">{CASE TITLE}: [Complete case title]</w:t>
@@ -714,14 +1015,21 @@
     <w:p>
       <w:pPr>
         <w:widowControl w:val="0"/>
-        <w:spacing w:after="240" w:before="240" w:line="240" w:lineRule="auto"/>
-        <w:rPr>
-          <w:rFonts w:ascii="Times New Roman" w:cs="Times New Roman" w:eastAsia="Times New Roman" w:hAnsi="Times New Roman"/>
-        </w:rPr>
-      </w:pPr>
-      <w:r>
-        <w:rPr>
-          <w:rFonts w:ascii="Times New Roman" w:cs="Times New Roman" w:eastAsia="Times New Roman" w:hAnsi="Times New Roman"/>
+        <w:spacing w:after="60" w:before="0" w:line="312" w:lineRule="auto"/>
+        <w:ind w:firstLine="360"/>
+        <w:jc w:val="both"/>
+        <w:rPr>
+          <w:rFonts w:ascii="Times New Roman" w:cs="Times New Roman" w:eastAsia="Times New Roman" w:hAnsi="Times New Roman"/>
+        </w:rPr>
+      </w:pPr>
+      <w:r>
+        <w:rPr>
+          <w:rFonts w:ascii="Times New Roman" w:cs="Times New Roman" w:eastAsia="Times New Roman" w:hAnsi="Times New Roman"/>
+          <w:b w:val="0"/>
+          <w:i w:val="0"/>
+          <w:color w:val="000000"/>
+          <w:sz w:val="22"/>
+          <w:u w:val="none"/>
           <w:rtl w:val="0"/>
         </w:rPr>
         <w:t xml:space="preserve">{CASE NUMBER}: [Number assigned by court]</w:t>
@@ -730,14 +1038,21 @@
     <w:p>
       <w:pPr>
         <w:widowControl w:val="0"/>
-        <w:spacing w:after="240" w:before="240" w:line="240" w:lineRule="auto"/>
-        <w:rPr>
-          <w:rFonts w:ascii="Times New Roman" w:cs="Times New Roman" w:eastAsia="Times New Roman" w:hAnsi="Times New Roman"/>
-        </w:rPr>
-      </w:pPr>
-      <w:r>
-        <w:rPr>
-          <w:rFonts w:ascii="Times New Roman" w:cs="Times New Roman" w:eastAsia="Times New Roman" w:hAnsi="Times New Roman"/>
+        <w:spacing w:after="60" w:before="0" w:line="312" w:lineRule="auto"/>
+        <w:ind w:firstLine="360"/>
+        <w:jc w:val="both"/>
+        <w:rPr>
+          <w:rFonts w:ascii="Times New Roman" w:cs="Times New Roman" w:eastAsia="Times New Roman" w:hAnsi="Times New Roman"/>
+        </w:rPr>
+      </w:pPr>
+      <w:r>
+        <w:rPr>
+          <w:rFonts w:ascii="Times New Roman" w:cs="Times New Roman" w:eastAsia="Times New Roman" w:hAnsi="Times New Roman"/>
+          <w:b w:val="0"/>
+          <w:i w:val="0"/>
+          <w:color w:val="000000"/>
+          <w:sz w:val="22"/>
+          <w:u w:val="none"/>
           <w:rtl w:val="0"/>
         </w:rPr>
         <w:t xml:space="preserve">{YEAR}: [Year of case]</w:t>
@@ -746,14 +1061,21 @@
     <w:p>
       <w:pPr>
         <w:widowControl w:val="0"/>
-        <w:spacing w:after="240" w:before="240" w:line="240" w:lineRule="auto"/>
-        <w:rPr>
-          <w:rFonts w:ascii="Times New Roman" w:cs="Times New Roman" w:eastAsia="Times New Roman" w:hAnsi="Times New Roman"/>
-        </w:rPr>
-      </w:pPr>
-      <w:r>
-        <w:rPr>
-          <w:rFonts w:ascii="Times New Roman" w:cs="Times New Roman" w:eastAsia="Times New Roman" w:hAnsi="Times New Roman"/>
+        <w:spacing w:after="60" w:before="0" w:line="312" w:lineRule="auto"/>
+        <w:ind w:firstLine="360"/>
+        <w:jc w:val="both"/>
+        <w:rPr>
+          <w:rFonts w:ascii="Times New Roman" w:cs="Times New Roman" w:eastAsia="Times New Roman" w:hAnsi="Times New Roman"/>
+        </w:rPr>
+      </w:pPr>
+      <w:r>
+        <w:rPr>
+          <w:rFonts w:ascii="Times New Roman" w:cs="Times New Roman" w:eastAsia="Times New Roman" w:hAnsi="Times New Roman"/>
+          <w:b w:val="0"/>
+          <w:i w:val="0"/>
+          <w:color w:val="000000"/>
+          <w:sz w:val="22"/>
+          <w:u w:val="none"/>
           <w:rtl w:val="0"/>
         </w:rPr>
         <w:t xml:space="preserve">{NAME AND DESIGNATION OF JUDGE}: [e.g., Mr. Anjum Raza Syed, ASJ]</w:t>
@@ -762,14 +1084,21 @@
     <w:p>
       <w:pPr>
         <w:widowControl w:val="0"/>
-        <w:spacing w:after="240" w:before="240" w:line="240" w:lineRule="auto"/>
-        <w:rPr>
-          <w:rFonts w:ascii="Times New Roman" w:cs="Times New Roman" w:eastAsia="Times New Roman" w:hAnsi="Times New Roman"/>
-        </w:rPr>
-      </w:pPr>
-      <w:r>
-        <w:rPr>
-          <w:rFonts w:ascii="Times New Roman" w:cs="Times New Roman" w:eastAsia="Times New Roman" w:hAnsi="Times New Roman"/>
+        <w:spacing w:after="60" w:before="0" w:line="312" w:lineRule="auto"/>
+        <w:ind w:firstLine="360"/>
+        <w:jc w:val="both"/>
+        <w:rPr>
+          <w:rFonts w:ascii="Times New Roman" w:cs="Times New Roman" w:eastAsia="Times New Roman" w:hAnsi="Times New Roman"/>
+        </w:rPr>
+      </w:pPr>
+      <w:r>
+        <w:rPr>
+          <w:rFonts w:ascii="Times New Roman" w:cs="Times New Roman" w:eastAsia="Times New Roman" w:hAnsi="Times New Roman"/>
+          <w:b w:val="0"/>
+          <w:i w:val="0"/>
+          <w:color w:val="000000"/>
+          <w:sz w:val="22"/>
+          <w:u w:val="none"/>
           <w:rtl w:val="0"/>
         </w:rPr>
         <w:t xml:space="preserve">{LOCATION}: [City/District of court]</w:t>
@@ -778,14 +1107,21 @@
     <w:p>
       <w:pPr>
         <w:widowControl w:val="0"/>
-        <w:spacing w:after="240" w:before="240" w:line="240" w:lineRule="auto"/>
-        <w:rPr>
-          <w:rFonts w:ascii="Times New Roman" w:cs="Times New Roman" w:eastAsia="Times New Roman" w:hAnsi="Times New Roman"/>
-        </w:rPr>
-      </w:pPr>
-      <w:r>
-        <w:rPr>
-          <w:rFonts w:ascii="Times New Roman" w:cs="Times New Roman" w:eastAsia="Times New Roman" w:hAnsi="Times New Roman"/>
+        <w:spacing w:after="60" w:before="0" w:line="312" w:lineRule="auto"/>
+        <w:ind w:firstLine="360"/>
+        <w:jc w:val="both"/>
+        <w:rPr>
+          <w:rFonts w:ascii="Times New Roman" w:cs="Times New Roman" w:eastAsia="Times New Roman" w:hAnsi="Times New Roman"/>
+        </w:rPr>
+      </w:pPr>
+      <w:r>
+        <w:rPr>
+          <w:rFonts w:ascii="Times New Roman" w:cs="Times New Roman" w:eastAsia="Times New Roman" w:hAnsi="Times New Roman"/>
+          <w:b w:val="0"/>
+          <w:i w:val="0"/>
+          <w:color w:val="000000"/>
+          <w:sz w:val="22"/>
+          <w:u w:val="none"/>
           <w:rtl w:val="0"/>
         </w:rPr>
         <w:t xml:space="preserve">{NAME OF POLICE STATION, IF APPLICABLE}: [For criminal cases]</w:t>
@@ -794,14 +1130,21 @@
     <w:p>
       <w:pPr>
         <w:widowControl w:val="0"/>
-        <w:spacing w:after="240" w:before="240" w:line="240" w:lineRule="auto"/>
-        <w:rPr>
-          <w:rFonts w:ascii="Times New Roman" w:cs="Times New Roman" w:eastAsia="Times New Roman" w:hAnsi="Times New Roman"/>
-        </w:rPr>
-      </w:pPr>
-      <w:r>
-        <w:rPr>
-          <w:rFonts w:ascii="Times New Roman" w:cs="Times New Roman" w:eastAsia="Times New Roman" w:hAnsi="Times New Roman"/>
+        <w:spacing w:after="60" w:before="0" w:line="312" w:lineRule="auto"/>
+        <w:ind w:firstLine="360"/>
+        <w:jc w:val="both"/>
+        <w:rPr>
+          <w:rFonts w:ascii="Times New Roman" w:cs="Times New Roman" w:eastAsia="Times New Roman" w:hAnsi="Times New Roman"/>
+        </w:rPr>
+      </w:pPr>
+      <w:r>
+        <w:rPr>
+          <w:rFonts w:ascii="Times New Roman" w:cs="Times New Roman" w:eastAsia="Times New Roman" w:hAnsi="Times New Roman"/>
+          <w:b w:val="0"/>
+          <w:i w:val="0"/>
+          <w:color w:val="000000"/>
+          <w:sz w:val="22"/>
+          <w:u w:val="none"/>
           <w:rtl w:val="0"/>
         </w:rPr>
         <w:t xml:space="preserve">{RELEVANT SECTIONS}: [e.g., 147/148/379/506-B PPC]</w:t>
@@ -810,14 +1153,21 @@
     <w:p>
       <w:pPr>
         <w:widowControl w:val="0"/>
-        <w:spacing w:after="240" w:before="240" w:line="240" w:lineRule="auto"/>
-        <w:rPr>
-          <w:rFonts w:ascii="Times New Roman" w:cs="Times New Roman" w:eastAsia="Times New Roman" w:hAnsi="Times New Roman"/>
-        </w:rPr>
-      </w:pPr>
-      <w:r>
-        <w:rPr>
-          <w:rFonts w:ascii="Times New Roman" w:cs="Times New Roman" w:eastAsia="Times New Roman" w:hAnsi="Times New Roman"/>
+        <w:spacing w:after="60" w:before="0" w:line="312" w:lineRule="auto"/>
+        <w:ind w:firstLine="360"/>
+        <w:jc w:val="both"/>
+        <w:rPr>
+          <w:rFonts w:ascii="Times New Roman" w:cs="Times New Roman" w:eastAsia="Times New Roman" w:hAnsi="Times New Roman"/>
+        </w:rPr>
+      </w:pPr>
+      <w:r>
+        <w:rPr>
+          <w:rFonts w:ascii="Times New Roman" w:cs="Times New Roman" w:eastAsia="Times New Roman" w:hAnsi="Times New Roman"/>
+          <w:b w:val="0"/>
+          <w:i w:val="0"/>
+          <w:color w:val="000000"/>
+          <w:sz w:val="22"/>
+          <w:u w:val="none"/>
           <w:rtl w:val="0"/>
         </w:rPr>
         <w:t xml:space="preserve">{DESCRIPTION OF THE LEGAL STATUS/ORDER/CERTIFICATION}: [Customize this paragraph based on what is being certified - bail, injunction, status, etc.]</w:t>
@@ -826,14 +1176,21 @@
     <w:p>
       <w:pPr>
         <w:widowControl w:val="0"/>
-        <w:spacing w:after="240" w:before="240" w:line="240" w:lineRule="auto"/>
-        <w:rPr>
-          <w:rFonts w:ascii="Times New Roman" w:cs="Times New Roman" w:eastAsia="Times New Roman" w:hAnsi="Times New Roman"/>
-        </w:rPr>
-      </w:pPr>
-      <w:r>
-        <w:rPr>
-          <w:rFonts w:ascii="Times New Roman" w:cs="Times New Roman" w:eastAsia="Times New Roman" w:hAnsi="Times New Roman"/>
+        <w:spacing w:after="60" w:before="0" w:line="312" w:lineRule="auto"/>
+        <w:ind w:firstLine="360"/>
+        <w:jc w:val="both"/>
+        <w:rPr>
+          <w:rFonts w:ascii="Times New Roman" w:cs="Times New Roman" w:eastAsia="Times New Roman" w:hAnsi="Times New Roman"/>
+        </w:rPr>
+      </w:pPr>
+      <w:r>
+        <w:rPr>
+          <w:rFonts w:ascii="Times New Roman" w:cs="Times New Roman" w:eastAsia="Times New Roman" w:hAnsi="Times New Roman"/>
+          <w:b w:val="0"/>
+          <w:i w:val="0"/>
+          <w:color w:val="000000"/>
+          <w:sz w:val="22"/>
+          <w:u w:val="none"/>
           <w:rtl w:val="0"/>
         </w:rPr>
         <w:t xml:space="preserve">{ORDER DATE}: [Date of court order]</w:t>
@@ -842,14 +1199,21 @@
     <w:p>
       <w:pPr>
         <w:widowControl w:val="0"/>
-        <w:spacing w:after="240" w:before="240" w:line="240" w:lineRule="auto"/>
-        <w:rPr>
-          <w:rFonts w:ascii="Times New Roman" w:cs="Times New Roman" w:eastAsia="Times New Roman" w:hAnsi="Times New Roman"/>
-        </w:rPr>
-      </w:pPr>
-      <w:r>
-        <w:rPr>
-          <w:rFonts w:ascii="Times New Roman" w:cs="Times New Roman" w:eastAsia="Times New Roman" w:hAnsi="Times New Roman"/>
+        <w:spacing w:after="60" w:before="0" w:line="312" w:lineRule="auto"/>
+        <w:ind w:firstLine="360"/>
+        <w:jc w:val="both"/>
+        <w:rPr>
+          <w:rFonts w:ascii="Times New Roman" w:cs="Times New Roman" w:eastAsia="Times New Roman" w:hAnsi="Times New Roman"/>
+        </w:rPr>
+      </w:pPr>
+      <w:r>
+        <w:rPr>
+          <w:rFonts w:ascii="Times New Roman" w:cs="Times New Roman" w:eastAsia="Times New Roman" w:hAnsi="Times New Roman"/>
+          <w:b w:val="0"/>
+          <w:i w:val="0"/>
+          <w:color w:val="000000"/>
+          <w:sz w:val="22"/>
+          <w:u w:val="none"/>
           <w:rtl w:val="0"/>
         </w:rPr>
         <w:t xml:space="preserve">{BAIL AMOUNT}: [Amount of bail bond]</w:t>
@@ -858,14 +1222,21 @@
     <w:p>
       <w:pPr>
         <w:widowControl w:val="0"/>
-        <w:spacing w:after="240" w:before="240" w:line="240" w:lineRule="auto"/>
-        <w:rPr>
-          <w:rFonts w:ascii="Times New Roman" w:cs="Times New Roman" w:eastAsia="Times New Roman" w:hAnsi="Times New Roman"/>
-        </w:rPr>
-      </w:pPr>
-      <w:r>
-        <w:rPr>
-          <w:rFonts w:ascii="Times New Roman" w:cs="Times New Roman" w:eastAsia="Times New Roman" w:hAnsi="Times New Roman"/>
+        <w:spacing w:after="60" w:before="0" w:line="312" w:lineRule="auto"/>
+        <w:ind w:firstLine="360"/>
+        <w:jc w:val="both"/>
+        <w:rPr>
+          <w:rFonts w:ascii="Times New Roman" w:cs="Times New Roman" w:eastAsia="Times New Roman" w:hAnsi="Times New Roman"/>
+        </w:rPr>
+      </w:pPr>
+      <w:r>
+        <w:rPr>
+          <w:rFonts w:ascii="Times New Roman" w:cs="Times New Roman" w:eastAsia="Times New Roman" w:hAnsi="Times New Roman"/>
+          <w:b w:val="0"/>
+          <w:i w:val="0"/>
+          <w:color w:val="000000"/>
+          <w:sz w:val="22"/>
+          <w:u w:val="none"/>
           <w:rtl w:val="0"/>
         </w:rPr>
         <w:t xml:space="preserve">{AMOUNT IN WORDS}: [Amount in words]</w:t>
@@ -874,14 +1245,21 @@
     <w:p>
       <w:pPr>
         <w:widowControl w:val="0"/>
-        <w:spacing w:after="240" w:before="240" w:line="240" w:lineRule="auto"/>
-        <w:rPr>
-          <w:rFonts w:ascii="Times New Roman" w:cs="Times New Roman" w:eastAsia="Times New Roman" w:hAnsi="Times New Roman"/>
-        </w:rPr>
-      </w:pPr>
-      <w:r>
-        <w:rPr>
-          <w:rFonts w:ascii="Times New Roman" w:cs="Times New Roman" w:eastAsia="Times New Roman" w:hAnsi="Times New Roman"/>
+        <w:spacing w:after="60" w:before="0" w:line="312" w:lineRule="auto"/>
+        <w:ind w:firstLine="360"/>
+        <w:jc w:val="both"/>
+        <w:rPr>
+          <w:rFonts w:ascii="Times New Roman" w:cs="Times New Roman" w:eastAsia="Times New Roman" w:hAnsi="Times New Roman"/>
+        </w:rPr>
+      </w:pPr>
+      <w:r>
+        <w:rPr>
+          <w:rFonts w:ascii="Times New Roman" w:cs="Times New Roman" w:eastAsia="Times New Roman" w:hAnsi="Times New Roman"/>
+          <w:b w:val="0"/>
+          <w:i w:val="0"/>
+          <w:color w:val="000000"/>
+          <w:sz w:val="22"/>
+          <w:u w:val="none"/>
           <w:rtl w:val="0"/>
         </w:rPr>
         <w:t xml:space="preserve">{START DATE}: [Start date of order validity]</w:t>
@@ -890,14 +1268,21 @@
     <w:p>
       <w:pPr>
         <w:widowControl w:val="0"/>
-        <w:spacing w:after="240" w:before="240" w:line="240" w:lineRule="auto"/>
-        <w:rPr>
-          <w:rFonts w:ascii="Times New Roman" w:cs="Times New Roman" w:eastAsia="Times New Roman" w:hAnsi="Times New Roman"/>
-        </w:rPr>
-      </w:pPr>
-      <w:r>
-        <w:rPr>
-          <w:rFonts w:ascii="Times New Roman" w:cs="Times New Roman" w:eastAsia="Times New Roman" w:hAnsi="Times New Roman"/>
+        <w:spacing w:after="60" w:before="0" w:line="312" w:lineRule="auto"/>
+        <w:ind w:firstLine="360"/>
+        <w:jc w:val="both"/>
+        <w:rPr>
+          <w:rFonts w:ascii="Times New Roman" w:cs="Times New Roman" w:eastAsia="Times New Roman" w:hAnsi="Times New Roman"/>
+        </w:rPr>
+      </w:pPr>
+      <w:r>
+        <w:rPr>
+          <w:rFonts w:ascii="Times New Roman" w:cs="Times New Roman" w:eastAsia="Times New Roman" w:hAnsi="Times New Roman"/>
+          <w:b w:val="0"/>
+          <w:i w:val="0"/>
+          <w:color w:val="000000"/>
+          <w:sz w:val="22"/>
+          <w:u w:val="none"/>
           <w:rtl w:val="0"/>
         </w:rPr>
         <w:t xml:space="preserve">{END DATE}: [End date of order validity]</w:t>
@@ -906,14 +1291,21 @@
     <w:p>
       <w:pPr>
         <w:widowControl w:val="0"/>
-        <w:spacing w:after="240" w:before="240" w:line="240" w:lineRule="auto"/>
-        <w:rPr>
-          <w:rFonts w:ascii="Times New Roman" w:cs="Times New Roman" w:eastAsia="Times New Roman" w:hAnsi="Times New Roman"/>
-        </w:rPr>
-      </w:pPr>
-      <w:r>
-        <w:rPr>
-          <w:rFonts w:ascii="Times New Roman" w:cs="Times New Roman" w:eastAsia="Times New Roman" w:hAnsi="Times New Roman"/>
+        <w:spacing w:after="60" w:before="0" w:line="312" w:lineRule="auto"/>
+        <w:ind w:firstLine="360"/>
+        <w:jc w:val="both"/>
+        <w:rPr>
+          <w:rFonts w:ascii="Times New Roman" w:cs="Times New Roman" w:eastAsia="Times New Roman" w:hAnsi="Times New Roman"/>
+        </w:rPr>
+      </w:pPr>
+      <w:r>
+        <w:rPr>
+          <w:rFonts w:ascii="Times New Roman" w:cs="Times New Roman" w:eastAsia="Times New Roman" w:hAnsi="Times New Roman"/>
+          <w:b w:val="0"/>
+          <w:i w:val="0"/>
+          <w:color w:val="000000"/>
+          <w:sz w:val="22"/>
+          <w:u w:val="none"/>
           <w:rtl w:val="0"/>
         </w:rPr>
         <w:t xml:space="preserve">{NEXT DATE}: [Next hearing date]</w:t>
@@ -922,14 +1314,21 @@
     <w:p>
       <w:pPr>
         <w:widowControl w:val="0"/>
-        <w:spacing w:after="240" w:before="240" w:line="240" w:lineRule="auto"/>
-        <w:rPr>
-          <w:rFonts w:ascii="Times New Roman" w:cs="Times New Roman" w:eastAsia="Times New Roman" w:hAnsi="Times New Roman"/>
-        </w:rPr>
-      </w:pPr>
-      <w:r>
-        <w:rPr>
-          <w:rFonts w:ascii="Times New Roman" w:cs="Times New Roman" w:eastAsia="Times New Roman" w:hAnsi="Times New Roman"/>
+        <w:spacing w:after="60" w:before="0" w:line="312" w:lineRule="auto"/>
+        <w:ind w:firstLine="360"/>
+        <w:jc w:val="both"/>
+        <w:rPr>
+          <w:rFonts w:ascii="Times New Roman" w:cs="Times New Roman" w:eastAsia="Times New Roman" w:hAnsi="Times New Roman"/>
+        </w:rPr>
+      </w:pPr>
+      <w:r>
+        <w:rPr>
+          <w:rFonts w:ascii="Times New Roman" w:cs="Times New Roman" w:eastAsia="Times New Roman" w:hAnsi="Times New Roman"/>
+          <w:b/>
+          <w:i w:val="0"/>
+          <w:color w:val="000000"/>
+          <w:sz w:val="22"/>
+          <w:u w:val="none"/>
           <w:rtl w:val="0"/>
         </w:rPr>
         <w:t xml:space="preserve">{NAME OF ADVOCATE / LEGAL PRACTITIONER}: [Name of lawyer issuing certificate]</w:t>
@@ -938,14 +1337,21 @@
     <w:p>
       <w:pPr>
         <w:widowControl w:val="0"/>
-        <w:spacing w:after="240" w:before="240" w:line="240" w:lineRule="auto"/>
-        <w:rPr>
-          <w:rFonts w:ascii="Times New Roman" w:cs="Times New Roman" w:eastAsia="Times New Roman" w:hAnsi="Times New Roman"/>
-        </w:rPr>
-      </w:pPr>
-      <w:r>
-        <w:rPr>
-          <w:rFonts w:ascii="Times New Roman" w:cs="Times New Roman" w:eastAsia="Times New Roman" w:hAnsi="Times New Roman"/>
+        <w:spacing w:after="60" w:before="0" w:line="312" w:lineRule="auto"/>
+        <w:ind w:firstLine="360"/>
+        <w:jc w:val="both"/>
+        <w:rPr>
+          <w:rFonts w:ascii="Times New Roman" w:cs="Times New Roman" w:eastAsia="Times New Roman" w:hAnsi="Times New Roman"/>
+        </w:rPr>
+      </w:pPr>
+      <w:r>
+        <w:rPr>
+          <w:rFonts w:ascii="Times New Roman" w:cs="Times New Roman" w:eastAsia="Times New Roman" w:hAnsi="Times New Roman"/>
+          <w:b/>
+          <w:i w:val="0"/>
+          <w:color w:val="000000"/>
+          <w:sz w:val="22"/>
+          <w:u w:val="none"/>
           <w:rtl w:val="0"/>
         </w:rPr>
         <w:t xml:space="preserve">{BAR COUNCIL NUMBER}: [Advocate's enrollment number]</w:t>
@@ -954,14 +1360,21 @@
     <w:p>
       <w:pPr>
         <w:widowControl w:val="0"/>
-        <w:spacing w:after="240" w:before="240" w:line="240" w:lineRule="auto"/>
-        <w:rPr>
-          <w:rFonts w:ascii="Times New Roman" w:cs="Times New Roman" w:eastAsia="Times New Roman" w:hAnsi="Times New Roman"/>
-        </w:rPr>
-      </w:pPr>
-      <w:r>
-        <w:rPr>
-          <w:rFonts w:ascii="Times New Roman" w:cs="Times New Roman" w:eastAsia="Times New Roman" w:hAnsi="Times New Roman"/>
+        <w:spacing w:after="60" w:before="0" w:line="312" w:lineRule="auto"/>
+        <w:ind w:firstLine="360"/>
+        <w:jc w:val="both"/>
+        <w:rPr>
+          <w:rFonts w:ascii="Times New Roman" w:cs="Times New Roman" w:eastAsia="Times New Roman" w:hAnsi="Times New Roman"/>
+        </w:rPr>
+      </w:pPr>
+      <w:r>
+        <w:rPr>
+          <w:rFonts w:ascii="Times New Roman" w:cs="Times New Roman" w:eastAsia="Times New Roman" w:hAnsi="Times New Roman"/>
+          <w:b w:val="0"/>
+          <w:i w:val="0"/>
+          <w:color w:val="000000"/>
+          <w:sz w:val="22"/>
+          <w:u w:val="none"/>
           <w:rtl w:val="0"/>
         </w:rPr>
         <w:t xml:space="preserve">{OFFICE ADDRESS}: [Lawyer's office address]</w:t>
@@ -970,14 +1383,21 @@
     <w:p>
       <w:pPr>
         <w:widowControl w:val="0"/>
-        <w:spacing w:after="240" w:before="240" w:line="240" w:lineRule="auto"/>
-        <w:rPr>
-          <w:rFonts w:ascii="Times New Roman" w:cs="Times New Roman" w:eastAsia="Times New Roman" w:hAnsi="Times New Roman"/>
-        </w:rPr>
-      </w:pPr>
-      <w:r>
-        <w:rPr>
-          <w:rFonts w:ascii="Times New Roman" w:cs="Times New Roman" w:eastAsia="Times New Roman" w:hAnsi="Times New Roman"/>
+        <w:spacing w:after="60" w:before="0" w:line="312" w:lineRule="auto"/>
+        <w:ind w:firstLine="360"/>
+        <w:jc w:val="both"/>
+        <w:rPr>
+          <w:rFonts w:ascii="Times New Roman" w:cs="Times New Roman" w:eastAsia="Times New Roman" w:hAnsi="Times New Roman"/>
+        </w:rPr>
+      </w:pPr>
+      <w:r>
+        <w:rPr>
+          <w:rFonts w:ascii="Times New Roman" w:cs="Times New Roman" w:eastAsia="Times New Roman" w:hAnsi="Times New Roman"/>
+          <w:b w:val="0"/>
+          <w:i w:val="0"/>
+          <w:color w:val="000000"/>
+          <w:sz w:val="22"/>
+          <w:u w:val="none"/>
           <w:rtl w:val="0"/>
         </w:rPr>
         <w:t xml:space="preserve">{CONTACT NUMBER}: [Lawyer's contact number]</w:t>
@@ -997,26 +1417,118 @@
           <w:between w:space="0" w:sz="0" w:val="nil"/>
         </w:pBdr>
         <w:shd w:fill="auto" w:val="clear"/>
-        <w:spacing w:after="0" w:before="1.61834716796875" w:line="240" w:lineRule="auto"/>
-        <w:ind w:left="0" w:right="0" w:firstLine="0"/>
-        <w:jc w:val="left"/>
-        <w:rPr>
-          <w:rFonts w:ascii="Times New Roman" w:cs="Times New Roman" w:eastAsia="Times New Roman" w:hAnsi="Times New Roman"/>
-        </w:rPr>
-      </w:pPr>
-      <w:r>
-        <w:rPr>
+        <w:spacing w:after="60" w:before="0" w:line="312" w:lineRule="auto"/>
+        <w:ind w:left="0" w:right="0" w:firstLine="360"/>
+        <w:jc w:val="both"/>
+        <w:rPr>
+          <w:rFonts w:ascii="Times New Roman" w:cs="Times New Roman" w:eastAsia="Times New Roman" w:hAnsi="Times New Roman"/>
+        </w:rPr>
+      </w:pPr>
+      <w:r>
+        <w:rPr>
+          <w:rFonts w:ascii="Times New Roman" w:hAnsi="Times New Roman"/>
+          <w:b w:val="0"/>
+          <w:i w:val="0"/>
+          <w:color w:val="000000"/>
+          <w:sz w:val="22"/>
+          <w:u w:val="none"/>
           <w:rtl w:val="0"/>
         </w:rPr>
       </w:r>
     </w:p>
     <w:sectPr>
+      <w:background w:color="f7eedf"/>
+      <w:headerReference w:type="default" r:id="rId6"/>
+      <w:footerReference w:type="default" r:id="rId7"/>
       <w:pgSz w:h="15840" w:w="12240" w:orient="portrait"/>
-      <w:pgMar w:bottom="2910" w:top="1515" w:left="1922.2392272949219" w:right="1873.399658203125" w:header="0" w:footer="720"/>
+      <w:pgMar w:bottom="1152" w:top="1152" w:left="1440" w:right="1440" w:header="0" w:footer="720"/>
       <w:pgNumType w:start="1"/>
+      <w:pgBorders w:offsetFrom="page">
+        <w:top w:val="single" w:sz="20" w:space="20" w:color="000000"/>
+        <w:left w:val="single" w:sz="20" w:space="20" w:color="000000"/>
+        <w:bottom w:val="single" w:sz="20" w:space="20" w:color="000000"/>
+        <w:right w:val="single" w:sz="20" w:space="20" w:color="000000"/>
+      </w:pgBorders>
     </w:sectPr>
   </w:body>
 </w:document>
+</file>
+
+<file path=word/footer1.xml><?xml version="1.0" encoding="utf-8"?>
+<w:ftr xmlns:m="http://schemas.openxmlformats.org/officeDocument/2006/math" xmlns:mc="http://schemas.openxmlformats.org/markup-compatibility/2006" xmlns:mo="http://schemas.microsoft.com/office/mac/office/2008/main" xmlns:mv="urn:schemas-microsoft-com:mac:vml" xmlns:o="urn:schemas-microsoft-com:office:office" xmlns:r="http://schemas.openxmlformats.org/officeDocument/2006/relationships" xmlns:v="urn:schemas-microsoft-com:vml" xmlns:w10="urn:schemas-microsoft-com:office:word" xmlns:w14="http://schemas.microsoft.com/office/word/2010/wordml" xmlns:w="http://schemas.openxmlformats.org/wordprocessingml/2006/main" xmlns:wne="http://schemas.microsoft.com/office/word/2006/wordml" xmlns:wp14="http://schemas.microsoft.com/office/word/2010/wordprocessingDrawing" xmlns:wp="http://schemas.openxmlformats.org/drawingml/2006/wordprocessingDrawing" xmlns:wpc="http://schemas.microsoft.com/office/word/2010/wordprocessingCanvas" xmlns:wpg="http://schemas.microsoft.com/office/word/2010/wordprocessingGroup" xmlns:wpi="http://schemas.microsoft.com/office/word/2010/wordprocessingInk" xmlns:wps="http://schemas.microsoft.com/office/word/2010/wordprocessingShape" mc:Ignorable="w14 wp14">
+  <w:p>
+    <w:pPr>
+      <w:jc w:val="center"/>
+    </w:pPr>
+    <w:r>
+      <w:rPr>
+        <w:rFonts w:ascii="Times New Roman" w:hAnsi="Times New Roman"/>
+        <w:b w:val="0"/>
+        <w:color w:val="505050"/>
+        <w:sz w:val="16"/>
+      </w:rPr>
+      <w:t>Generated by Lawmate</w:t>
+    </w:r>
+  </w:p>
+</w:ftr>
+</file>
+
+<file path=word/header1.xml><?xml version="1.0" encoding="utf-8"?>
+<w:hdr xmlns:m="http://schemas.openxmlformats.org/officeDocument/2006/math" xmlns:mc="http://schemas.openxmlformats.org/markup-compatibility/2006" xmlns:mo="http://schemas.microsoft.com/office/mac/office/2008/main" xmlns:mv="urn:schemas-microsoft-com:mac:vml" xmlns:o="urn:schemas-microsoft-com:office:office" xmlns:r="http://schemas.openxmlformats.org/officeDocument/2006/relationships" xmlns:v="urn:schemas-microsoft-com:vml" xmlns:w10="urn:schemas-microsoft-com:office:word" xmlns:w14="http://schemas.microsoft.com/office/word/2010/wordml" xmlns:w="http://schemas.openxmlformats.org/wordprocessingml/2006/main" xmlns:wne="http://schemas.microsoft.com/office/word/2006/wordml" xmlns:wp14="http://schemas.microsoft.com/office/word/2010/wordprocessingDrawing" xmlns:wp="http://schemas.openxmlformats.org/drawingml/2006/wordprocessingDrawing" xmlns:wpc="http://schemas.microsoft.com/office/word/2010/wordprocessingCanvas" xmlns:wpg="http://schemas.microsoft.com/office/word/2010/wordprocessingGroup" xmlns:wpi="http://schemas.microsoft.com/office/word/2010/wordprocessingInk" xmlns:wps="http://schemas.microsoft.com/office/word/2010/wordprocessingShape" mc:Ignorable="w14 wp14">
+  <w:p>
+    <w:pPr>
+      <w:jc w:val="center"/>
+    </w:pPr>
+    <w:r>
+      <w:drawing>
+        <wp:inline xmlns:a="http://schemas.openxmlformats.org/drawingml/2006/main" xmlns:pic="http://schemas.openxmlformats.org/drawingml/2006/picture">
+          <wp:extent cx="1371600" cy="1250354"/>
+          <wp:docPr id="1" name="Picture 1"/>
+          <wp:cNvGraphicFramePr>
+            <a:graphicFrameLocks noChangeAspect="1"/>
+          </wp:cNvGraphicFramePr>
+          <a:graphic>
+            <a:graphicData uri="http://schemas.openxmlformats.org/drawingml/2006/picture">
+              <pic:pic>
+                <pic:nvPicPr>
+                  <pic:cNvPr id="0" name="Copy of Copy of Labor Law Thesis Defense by Slidesgo.pptx.png"/>
+                  <pic:cNvPicPr/>
+                </pic:nvPicPr>
+                <pic:blipFill>
+                  <a:blip r:embed="rId4"/>
+                  <a:stretch>
+                    <a:fillRect/>
+                  </a:stretch>
+                </pic:blipFill>
+                <pic:spPr>
+                  <a:xfrm>
+                    <a:off x="0" y="0"/>
+                    <a:ext cx="1371600" cy="1250354"/>
+                  </a:xfrm>
+                  <a:prstGeom prst="rect"/>
+                </pic:spPr>
+              </pic:pic>
+            </a:graphicData>
+          </a:graphic>
+        </wp:inline>
+      </w:drawing>
+    </w:r>
+  </w:p>
+  <w:p>
+    <w:pPr>
+      <w:jc w:val="center"/>
+    </w:pPr>
+    <w:r>
+      <w:rPr>
+        <w:rFonts w:ascii="Times New Roman" w:hAnsi="Times New Roman"/>
+        <w:b w:val="0"/>
+        <w:color w:val="000000"/>
+        <w:sz w:val="16"/>
+      </w:rPr>
+      <w:t>________________________________________________________________________________</w:t>
+    </w:r>
+  </w:p>
+</w:hdr>
 </file>
 
 <file path=word/numbering.xml><?xml version="1.0" encoding="utf-8"?>
